--- a/doc/CV-TronNatthakorn.docx
+++ b/doc/CV-TronNatthakorn.docx
@@ -24,7 +24,7 @@
         <mc:AlternateContent>
           <mc:Choice Requires="wps">
             <w:drawing>
-              <wp:anchor distT="0" distB="0" distL="114300" distR="114300" simplePos="0" relativeHeight="251659264" behindDoc="0" locked="0" layoutInCell="1" allowOverlap="1" wp14:anchorId="4794C1CF" wp14:editId="1218E13C">
+              <wp:anchor distT="0" distB="0" distL="114300" distR="114300" simplePos="0" relativeHeight="251659264" behindDoc="0" locked="0" layoutInCell="1" allowOverlap="1" wp14:anchorId="4794C1CF" wp14:editId="662F5E2F">
                 <wp:simplePos x="0" y="0"/>
                 <wp:positionH relativeFrom="column">
                   <wp:posOffset>5079365</wp:posOffset>
@@ -33,7 +33,7 @@
                   <wp:posOffset>-281758</wp:posOffset>
                 </wp:positionV>
                 <wp:extent cx="1432560" cy="1584960"/>
-                <wp:effectExtent l="0" t="0" r="15240" b="15240"/>
+                <wp:effectExtent l="0" t="0" r="0" b="0"/>
                 <wp:wrapNone/>
                 <wp:docPr id="2" name="Text Box 2"/>
                 <wp:cNvGraphicFramePr/>
@@ -53,9 +53,7 @@
                           <a:schemeClr val="lt1"/>
                         </a:solidFill>
                         <a:ln w="6350">
-                          <a:solidFill>
-                            <a:prstClr val="black"/>
-                          </a:solidFill>
+                          <a:noFill/>
                         </a:ln>
                       </wps:spPr>
                       <wps:txbx>
@@ -134,7 +132,7 @@
                 <v:stroke joinstyle="miter"/>
                 <v:path gradientshapeok="t" o:connecttype="rect"/>
               </v:shapetype>
-              <v:shape id="Text Box 2" o:spid="_x0000_s1026" type="#_x0000_t202" style="position:absolute;margin-left:399.95pt;margin-top:-22.2pt;width:112.8pt;height:124.8pt;z-index:251659264;visibility:visible;mso-wrap-style:square;mso-width-percent:0;mso-height-percent:0;mso-wrap-distance-left:9pt;mso-wrap-distance-top:0;mso-wrap-distance-right:9pt;mso-wrap-distance-bottom:0;mso-position-horizontal:absolute;mso-position-horizontal-relative:text;mso-position-vertical:absolute;mso-position-vertical-relative:text;mso-width-percent:0;mso-height-percent:0;mso-width-relative:margin;mso-height-relative:margin;v-text-anchor:top" o:gfxdata="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" fillcolor="white [3201]" strokeweight=".5pt">
+              <v:shape id="Text Box 2" o:spid="_x0000_s1026" type="#_x0000_t202" style="position:absolute;margin-left:399.95pt;margin-top:-22.2pt;width:112.8pt;height:124.8pt;z-index:251659264;visibility:visible;mso-wrap-style:square;mso-width-percent:0;mso-height-percent:0;mso-wrap-distance-left:9pt;mso-wrap-distance-top:0;mso-wrap-distance-right:9pt;mso-wrap-distance-bottom:0;mso-position-horizontal:absolute;mso-position-horizontal-relative:text;mso-position-vertical:absolute;mso-position-vertical-relative:text;mso-width-percent:0;mso-height-percent:0;mso-width-relative:margin;mso-height-relative:margin;v-text-anchor:top" o:gfxdata="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" fillcolor="white [3201]" stroked="f" strokeweight=".5pt">
                 <v:textbox>
                   <w:txbxContent>
                     <w:p>
@@ -480,7 +478,15 @@
           <w:sz w:val="40"/>
           <w:szCs w:val="40"/>
         </w:rPr>
-        <w:t xml:space="preserve"> (+66)92</w:t>
+        <w:t xml:space="preserve"> (+66)9</w:t>
+      </w:r>
+      <w:r>
+        <w:rPr>
+          <w:rFonts w:ascii="Cordia New" w:hAnsi="Cordia New" w:cs="Cordia New"/>
+          <w:sz w:val="40"/>
+          <w:szCs w:val="40"/>
+        </w:rPr>
+        <w:t>7-062</w:t>
       </w:r>
       <w:r>
         <w:rPr>
@@ -496,23 +502,7 @@
           <w:sz w:val="40"/>
           <w:szCs w:val="40"/>
         </w:rPr>
-        <w:t>919</w:t>
-      </w:r>
-      <w:r>
-        <w:rPr>
-          <w:rFonts w:ascii="Cordia New" w:hAnsi="Cordia New" w:cs="Cordia New"/>
-          <w:sz w:val="40"/>
-          <w:szCs w:val="40"/>
-        </w:rPr>
-        <w:t>-</w:t>
-      </w:r>
-      <w:r>
-        <w:rPr>
-          <w:rFonts w:ascii="Cordia New" w:hAnsi="Cordia New" w:cs="Cordia New"/>
-          <w:sz w:val="40"/>
-          <w:szCs w:val="40"/>
-        </w:rPr>
-        <w:t>0900</w:t>
+        <w:t>4320</w:t>
       </w:r>
       <w:r>
         <w:rPr>
@@ -1216,7 +1206,55 @@
           <w:sz w:val="40"/>
           <w:szCs w:val="40"/>
         </w:rPr>
-        <w:t xml:space="preserve"> Up to company. (Latest 35K THB)</w:t>
+        <w:t xml:space="preserve"> Up to company. (Latest</w:t>
+      </w:r>
+      <w:r>
+        <w:rPr>
+          <w:rFonts w:ascii="Cordia New" w:hAnsi="Cordia New" w:cs="Cordia New"/>
+          <w:sz w:val="40"/>
+          <w:szCs w:val="40"/>
+        </w:rPr>
+        <w:t xml:space="preserve"> more than</w:t>
+      </w:r>
+      <w:r>
+        <w:rPr>
+          <w:rFonts w:ascii="Cordia New" w:hAnsi="Cordia New" w:cs="Cordia New"/>
+          <w:sz w:val="40"/>
+          <w:szCs w:val="40"/>
+        </w:rPr>
+        <w:t xml:space="preserve"> 3</w:t>
+      </w:r>
+      <w:r>
+        <w:rPr>
+          <w:rFonts w:ascii="Cordia New" w:hAnsi="Cordia New" w:cs="Cordia New"/>
+          <w:sz w:val="40"/>
+          <w:szCs w:val="40"/>
+        </w:rPr>
+        <w:t>0</w:t>
+      </w:r>
+      <w:r>
+        <w:rPr>
+          <w:rFonts w:ascii="Cordia New" w:hAnsi="Cordia New" w:cs="Cordia New"/>
+          <w:sz w:val="40"/>
+          <w:szCs w:val="40"/>
+        </w:rPr>
+        <w:t>K THB</w:t>
+      </w:r>
+      <w:r>
+        <w:rPr>
+          <w:rFonts w:ascii="Cordia New" w:hAnsi="Cordia New" w:cs="Cordia New"/>
+          <w:sz w:val="40"/>
+          <w:szCs w:val="40"/>
+        </w:rPr>
+        <w:t>.</w:t>
+      </w:r>
+      <w:r>
+        <w:rPr>
+          <w:rFonts w:ascii="Cordia New" w:hAnsi="Cordia New" w:cs="Cordia New"/>
+          <w:sz w:val="40"/>
+          <w:szCs w:val="40"/>
+        </w:rPr>
+        <w:t>)</w:t>
       </w:r>
     </w:p>
     <w:sectPr>
@@ -1344,7 +1382,7 @@
       </w:rPr>
     </w:lvl>
   </w:abstractNum>
-  <w:num w:numId="1">
+  <w:num w:numId="1" w16cid:durableId="392702546">
     <w:abstractNumId w:val="0"/>
   </w:num>
 </w:numbering>

--- a/doc/CV-TronNatthakorn.docx
+++ b/doc/CV-TronNatthakorn.docx
@@ -1,6 +1,6 @@
 
 <file path=word/document.xml><?xml version="1.0" encoding="utf-8"?>
-<w:document xmlns:wpc="http://schemas.microsoft.com/office/word/2010/wordprocessingCanvas" xmlns:cx="http://schemas.microsoft.com/office/drawing/2014/chartex" xmlns:cx1="http://schemas.microsoft.com/office/drawing/2015/9/8/chartex" xmlns:cx2="http://schemas.microsoft.com/office/drawing/2015/10/21/chartex" xmlns:cx3="http://schemas.microsoft.com/office/drawing/2016/5/9/chartex" xmlns:cx4="http://schemas.microsoft.com/office/drawing/2016/5/10/chartex" xmlns:cx5="http://schemas.microsoft.com/office/drawing/2016/5/11/chartex" xmlns:cx6="http://schemas.microsoft.com/office/drawing/2016/5/12/chartex" xmlns:cx7="http://schemas.microsoft.com/office/drawing/2016/5/13/chartex" xmlns:cx8="http://schemas.microsoft.com/office/drawing/2016/5/14/chartex" xmlns:mc="http://schemas.openxmlformats.org/markup-compatibility/2006" xmlns:aink="http://schemas.microsoft.com/office/drawing/2016/ink" xmlns:am3d="http://schemas.microsoft.com/office/drawing/2017/model3d" xmlns:o="urn:schemas-microsoft-com:office:office" xmlns:r="http://schemas.openxmlformats.org/officeDocument/2006/relationships" xmlns:m="http://schemas.openxmlformats.org/officeDocument/2006/math" xmlns:v="urn:schemas-microsoft-com:vml" xmlns:wp14="http://schemas.microsoft.com/office/word/2010/wordprocessingDrawing" xmlns:wp="http://schemas.openxmlformats.org/drawingml/2006/wordprocessingDrawing" xmlns:w10="urn:schemas-microsoft-com:office:word" xmlns:w="http://schemas.openxmlformats.org/wordprocessingml/2006/main" xmlns:w14="http://schemas.microsoft.com/office/word/2010/wordml" xmlns:w15="http://schemas.microsoft.com/office/word/2012/wordml" xmlns:w16cex="http://schemas.microsoft.com/office/word/2018/wordml/cex" xmlns:w16cid="http://schemas.microsoft.com/office/word/2016/wordml/cid" xmlns:w16="http://schemas.microsoft.com/office/word/2018/wordml" xmlns:w16sdtdh="http://schemas.microsoft.com/office/word/2020/wordml/sdtdatahash" xmlns:w16se="http://schemas.microsoft.com/office/word/2015/wordml/symex" xmlns:wpg="http://schemas.microsoft.com/office/word/2010/wordprocessingGroup" xmlns:wpi="http://schemas.microsoft.com/office/word/2010/wordprocessingInk" xmlns:wne="http://schemas.microsoft.com/office/word/2006/wordml" xmlns:wps="http://schemas.microsoft.com/office/word/2010/wordprocessingShape" mc:Ignorable="w14 w15 w16se w16cid w16 w16cex w16sdtdh wp14">
+<w:document xmlns:wpc="http://schemas.microsoft.com/office/word/2010/wordprocessingCanvas" xmlns:cx="http://schemas.microsoft.com/office/drawing/2014/chartex" xmlns:cx1="http://schemas.microsoft.com/office/drawing/2015/9/8/chartex" xmlns:cx2="http://schemas.microsoft.com/office/drawing/2015/10/21/chartex" xmlns:cx3="http://schemas.microsoft.com/office/drawing/2016/5/9/chartex" xmlns:cx4="http://schemas.microsoft.com/office/drawing/2016/5/10/chartex" xmlns:cx5="http://schemas.microsoft.com/office/drawing/2016/5/11/chartex" xmlns:cx6="http://schemas.microsoft.com/office/drawing/2016/5/12/chartex" xmlns:cx7="http://schemas.microsoft.com/office/drawing/2016/5/13/chartex" xmlns:cx8="http://schemas.microsoft.com/office/drawing/2016/5/14/chartex" xmlns:mc="http://schemas.openxmlformats.org/markup-compatibility/2006" xmlns:aink="http://schemas.microsoft.com/office/drawing/2016/ink" xmlns:am3d="http://schemas.microsoft.com/office/drawing/2017/model3d" xmlns:o="urn:schemas-microsoft-com:office:office" xmlns:oel="http://schemas.microsoft.com/office/2019/extlst" xmlns:r="http://schemas.openxmlformats.org/officeDocument/2006/relationships" xmlns:m="http://schemas.openxmlformats.org/officeDocument/2006/math" xmlns:v="urn:schemas-microsoft-com:vml" xmlns:wp14="http://schemas.microsoft.com/office/word/2010/wordprocessingDrawing" xmlns:wp="http://schemas.openxmlformats.org/drawingml/2006/wordprocessingDrawing" xmlns:w10="urn:schemas-microsoft-com:office:word" xmlns:w="http://schemas.openxmlformats.org/wordprocessingml/2006/main" xmlns:w14="http://schemas.microsoft.com/office/word/2010/wordml" xmlns:w15="http://schemas.microsoft.com/office/word/2012/wordml" xmlns:w16cex="http://schemas.microsoft.com/office/word/2018/wordml/cex" xmlns:w16cid="http://schemas.microsoft.com/office/word/2016/wordml/cid" xmlns:w16="http://schemas.microsoft.com/office/word/2018/wordml" xmlns:w16sdtdh="http://schemas.microsoft.com/office/word/2020/wordml/sdtdatahash" xmlns:w16se="http://schemas.microsoft.com/office/word/2015/wordml/symex" xmlns:wpg="http://schemas.microsoft.com/office/word/2010/wordprocessingGroup" xmlns:wpi="http://schemas.microsoft.com/office/word/2010/wordprocessingInk" xmlns:wne="http://schemas.microsoft.com/office/word/2006/wordml" xmlns:wps="http://schemas.microsoft.com/office/word/2010/wordprocessingShape" mc:Ignorable="w14 w15 w16se w16cid w16 w16cex w16sdtdh wp14">
   <w:body>
     <w:p>
       <w:pPr>
@@ -478,15 +478,15 @@
           <w:sz w:val="40"/>
           <w:szCs w:val="40"/>
         </w:rPr>
-        <w:t xml:space="preserve"> (+66)9</w:t>
-      </w:r>
-      <w:r>
-        <w:rPr>
-          <w:rFonts w:ascii="Cordia New" w:hAnsi="Cordia New" w:cs="Cordia New"/>
-          <w:sz w:val="40"/>
-          <w:szCs w:val="40"/>
-        </w:rPr>
-        <w:t>7-062</w:t>
+        <w:t xml:space="preserve"> (+66)</w:t>
+      </w:r>
+      <w:r>
+        <w:rPr>
+          <w:rFonts w:ascii="Cordia New" w:hAnsi="Cordia New" w:cs="Cordia New"/>
+          <w:sz w:val="40"/>
+          <w:szCs w:val="40"/>
+        </w:rPr>
+        <w:t>82</w:t>
       </w:r>
       <w:r>
         <w:rPr>
@@ -502,7 +502,23 @@
           <w:sz w:val="40"/>
           <w:szCs w:val="40"/>
         </w:rPr>
-        <w:t>4320</w:t>
+        <w:t>579</w:t>
+      </w:r>
+      <w:r>
+        <w:rPr>
+          <w:rFonts w:ascii="Cordia New" w:hAnsi="Cordia New" w:cs="Cordia New"/>
+          <w:sz w:val="40"/>
+          <w:szCs w:val="40"/>
+        </w:rPr>
+        <w:t>-</w:t>
+      </w:r>
+      <w:r>
+        <w:rPr>
+          <w:rFonts w:ascii="Cordia New" w:hAnsi="Cordia New" w:cs="Cordia New"/>
+          <w:sz w:val="40"/>
+          <w:szCs w:val="40"/>
+        </w:rPr>
+        <w:t>3348</w:t>
       </w:r>
       <w:r>
         <w:rPr>
@@ -573,6 +589,8 @@
       <w:r>
         <w:rPr>
           <w:rFonts w:ascii="Cordia New" w:hAnsi="Cordia New" w:cs="Cordia New"/>
+          <w:b/>
+          <w:bCs/>
           <w:sz w:val="40"/>
           <w:szCs w:val="40"/>
         </w:rPr>
@@ -586,7 +604,7 @@
             <w:sz w:val="40"/>
             <w:szCs w:val="40"/>
           </w:rPr>
-          <w:t>https://github.com/TronNatthakorn</w:t>
+          <w:t>TronNatthakorn</w:t>
         </w:r>
       </w:hyperlink>
       <w:r>
@@ -595,16 +613,37 @@
           <w:sz w:val="40"/>
           <w:szCs w:val="40"/>
         </w:rPr>
-        <w:t xml:space="preserve">  </w:t>
-      </w:r>
-      <w:r>
-        <w:rPr>
-          <w:rFonts w:ascii="Cordia New" w:hAnsi="Cordia New" w:cs="Cordia New"/>
-          <w:sz w:val="40"/>
-          <w:szCs w:val="40"/>
-        </w:rPr>
-        <w:t xml:space="preserve"> </w:t>
-      </w:r>
+        <w:t xml:space="preserve">   </w:t>
+      </w:r>
+      <w:r>
+        <w:rPr>
+          <w:rFonts w:ascii="Cordia New" w:hAnsi="Cordia New" w:cs="Cordia New"/>
+          <w:b/>
+          <w:bCs/>
+          <w:sz w:val="40"/>
+          <w:szCs w:val="40"/>
+        </w:rPr>
+        <w:t>DockerHub</w:t>
+      </w:r>
+      <w:r>
+        <w:rPr>
+          <w:rFonts w:ascii="Cordia New" w:hAnsi="Cordia New" w:cs="Cordia New"/>
+          <w:sz w:val="40"/>
+          <w:szCs w:val="40"/>
+        </w:rPr>
+        <w:t xml:space="preserve">: </w:t>
+      </w:r>
+      <w:hyperlink r:id="rId9" w:history="1">
+        <w:r>
+          <w:rPr>
+            <w:rStyle w:val="Hyperlink"/>
+            <w:rFonts w:ascii="Cordia New" w:hAnsi="Cordia New" w:cs="Cordia New"/>
+            <w:sz w:val="40"/>
+            <w:szCs w:val="40"/>
+          </w:rPr>
+          <w:t>TronNatthakorn</w:t>
+        </w:r>
+      </w:hyperlink>
       <w:r>
         <w:rPr>
           <w:rFonts w:ascii="Cordia New" w:hAnsi="Cordia New" w:cs="Cordia New"/>
@@ -762,7 +801,63 @@
           <w:sz w:val="40"/>
           <w:szCs w:val="40"/>
         </w:rPr>
-        <w:t>Fullstack Developer + Android Developer + IT Support</w:t>
+        <w:t xml:space="preserve">Full </w:t>
+      </w:r>
+      <w:r>
+        <w:rPr>
+          <w:rFonts w:ascii="Cordia New" w:hAnsi="Cordia New" w:cs="Cordia New"/>
+          <w:sz w:val="40"/>
+          <w:szCs w:val="40"/>
+        </w:rPr>
+        <w:t>S</w:t>
+      </w:r>
+      <w:r>
+        <w:rPr>
+          <w:rFonts w:ascii="Cordia New" w:hAnsi="Cordia New" w:cs="Cordia New"/>
+          <w:sz w:val="40"/>
+          <w:szCs w:val="40"/>
+        </w:rPr>
+        <w:t>tack</w:t>
+      </w:r>
+      <w:r>
+        <w:rPr>
+          <w:rFonts w:ascii="Cordia New" w:hAnsi="Cordia New" w:cs="Cordia New"/>
+          <w:sz w:val="40"/>
+          <w:szCs w:val="40"/>
+        </w:rPr>
+        <w:t xml:space="preserve"> Developer </w:t>
+      </w:r>
+      <w:r>
+        <w:rPr>
+          <w:rFonts w:ascii="Cordia New" w:hAnsi="Cordia New" w:cs="Cordia New"/>
+          <w:sz w:val="40"/>
+          <w:szCs w:val="40"/>
+        </w:rPr>
+        <w:t>&amp;</w:t>
+      </w:r>
+      <w:r>
+        <w:rPr>
+          <w:rFonts w:ascii="Cordia New" w:hAnsi="Cordia New" w:cs="Cordia New"/>
+          <w:sz w:val="40"/>
+          <w:szCs w:val="40"/>
+        </w:rPr>
+        <w:t xml:space="preserve"> Android Developer </w:t>
+      </w:r>
+      <w:r>
+        <w:rPr>
+          <w:rFonts w:ascii="Cordia New" w:hAnsi="Cordia New" w:cs="Cordia New"/>
+          <w:sz w:val="40"/>
+          <w:szCs w:val="40"/>
+        </w:rPr>
+        <w:t>&amp;</w:t>
+      </w:r>
+      <w:r>
+        <w:rPr>
+          <w:rFonts w:ascii="Cordia New" w:hAnsi="Cordia New" w:cs="Cordia New"/>
+          <w:sz w:val="40"/>
+          <w:szCs w:val="40"/>
+        </w:rPr>
+        <w:t xml:space="preserve"> IT Support</w:t>
       </w:r>
       <w:r>
         <w:rPr>
@@ -864,7 +959,23 @@
           <w:sz w:val="40"/>
           <w:szCs w:val="40"/>
         </w:rPr>
-        <w:t xml:space="preserve"> Mobile &amp; Front-end Developer</w:t>
+        <w:t xml:space="preserve"> Mobile &amp; </w:t>
+      </w:r>
+      <w:r>
+        <w:rPr>
+          <w:rFonts w:ascii="Cordia New" w:hAnsi="Cordia New" w:cs="Cordia New"/>
+          <w:sz w:val="40"/>
+          <w:szCs w:val="40"/>
+        </w:rPr>
+        <w:t xml:space="preserve">Web </w:t>
+      </w:r>
+      <w:r>
+        <w:rPr>
+          <w:rFonts w:ascii="Cordia New" w:hAnsi="Cordia New" w:cs="Cordia New"/>
+          <w:sz w:val="40"/>
+          <w:szCs w:val="40"/>
+        </w:rPr>
+        <w:t>Developer</w:t>
       </w:r>
       <w:r>
         <w:rPr>
@@ -946,7 +1057,23 @@
           <w:sz w:val="40"/>
           <w:szCs w:val="40"/>
         </w:rPr>
-        <w:t xml:space="preserve"> Laravel Developer + </w:t>
+        <w:t xml:space="preserve"> Laravel Developer </w:t>
+      </w:r>
+      <w:r>
+        <w:rPr>
+          <w:rFonts w:ascii="Cordia New" w:hAnsi="Cordia New" w:cs="Cordia New"/>
+          <w:sz w:val="40"/>
+          <w:szCs w:val="40"/>
+        </w:rPr>
+        <w:t>&amp;</w:t>
+      </w:r>
+      <w:r>
+        <w:rPr>
+          <w:rFonts w:ascii="Cordia New" w:hAnsi="Cordia New" w:cs="Cordia New"/>
+          <w:sz w:val="40"/>
+          <w:szCs w:val="40"/>
+        </w:rPr>
+        <w:t xml:space="preserve"> </w:t>
       </w:r>
       <w:r>
         <w:rPr>
@@ -1064,7 +1191,23 @@
           <w:sz w:val="40"/>
           <w:szCs w:val="40"/>
         </w:rPr>
-        <w:t xml:space="preserve"> Trainee programmer</w:t>
+        <w:t xml:space="preserve"> Trainee </w:t>
+      </w:r>
+      <w:r>
+        <w:rPr>
+          <w:rFonts w:ascii="Cordia New" w:hAnsi="Cordia New" w:cs="Cordia New"/>
+          <w:sz w:val="40"/>
+          <w:szCs w:val="40"/>
+        </w:rPr>
+        <w:t>P</w:t>
+      </w:r>
+      <w:r>
+        <w:rPr>
+          <w:rFonts w:ascii="Cordia New" w:hAnsi="Cordia New" w:cs="Cordia New"/>
+          <w:sz w:val="40"/>
+          <w:szCs w:val="40"/>
+        </w:rPr>
+        <w:t>rogrammer</w:t>
       </w:r>
       <w:r>
         <w:rPr>
@@ -1268,7 +1411,7 @@
 </file>
 
 <file path=word/numbering.xml><?xml version="1.0" encoding="utf-8"?>
-<w:numbering xmlns:wpc="http://schemas.microsoft.com/office/word/2010/wordprocessingCanvas" xmlns:cx="http://schemas.microsoft.com/office/drawing/2014/chartex" xmlns:cx1="http://schemas.microsoft.com/office/drawing/2015/9/8/chartex" xmlns:cx2="http://schemas.microsoft.com/office/drawing/2015/10/21/chartex" xmlns:cx3="http://schemas.microsoft.com/office/drawing/2016/5/9/chartex" xmlns:cx4="http://schemas.microsoft.com/office/drawing/2016/5/10/chartex" xmlns:cx5="http://schemas.microsoft.com/office/drawing/2016/5/11/chartex" xmlns:cx6="http://schemas.microsoft.com/office/drawing/2016/5/12/chartex" xmlns:cx7="http://schemas.microsoft.com/office/drawing/2016/5/13/chartex" xmlns:cx8="http://schemas.microsoft.com/office/drawing/2016/5/14/chartex" xmlns:mc="http://schemas.openxmlformats.org/markup-compatibility/2006" xmlns:aink="http://schemas.microsoft.com/office/drawing/2016/ink" xmlns:am3d="http://schemas.microsoft.com/office/drawing/2017/model3d" xmlns:o="urn:schemas-microsoft-com:office:office" xmlns:r="http://schemas.openxmlformats.org/officeDocument/2006/relationships" xmlns:m="http://schemas.openxmlformats.org/officeDocument/2006/math" xmlns:v="urn:schemas-microsoft-com:vml" xmlns:wp14="http://schemas.microsoft.com/office/word/2010/wordprocessingDrawing" xmlns:wp="http://schemas.openxmlformats.org/drawingml/2006/wordprocessingDrawing" xmlns:w10="urn:schemas-microsoft-com:office:word" xmlns:w="http://schemas.openxmlformats.org/wordprocessingml/2006/main" xmlns:w14="http://schemas.microsoft.com/office/word/2010/wordml" xmlns:w15="http://schemas.microsoft.com/office/word/2012/wordml" xmlns:w16cex="http://schemas.microsoft.com/office/word/2018/wordml/cex" xmlns:w16cid="http://schemas.microsoft.com/office/word/2016/wordml/cid" xmlns:w16="http://schemas.microsoft.com/office/word/2018/wordml" xmlns:w16sdtdh="http://schemas.microsoft.com/office/word/2020/wordml/sdtdatahash" xmlns:w16se="http://schemas.microsoft.com/office/word/2015/wordml/symex" xmlns:wpg="http://schemas.microsoft.com/office/word/2010/wordprocessingGroup" xmlns:wpi="http://schemas.microsoft.com/office/word/2010/wordprocessingInk" xmlns:wne="http://schemas.microsoft.com/office/word/2006/wordml" xmlns:wps="http://schemas.microsoft.com/office/word/2010/wordprocessingShape" mc:Ignorable="w14 w15 w16se w16cid w16 w16cex w16sdtdh wp14">
+<w:numbering xmlns:wpc="http://schemas.microsoft.com/office/word/2010/wordprocessingCanvas" xmlns:cx="http://schemas.microsoft.com/office/drawing/2014/chartex" xmlns:cx1="http://schemas.microsoft.com/office/drawing/2015/9/8/chartex" xmlns:cx2="http://schemas.microsoft.com/office/drawing/2015/10/21/chartex" xmlns:cx3="http://schemas.microsoft.com/office/drawing/2016/5/9/chartex" xmlns:cx4="http://schemas.microsoft.com/office/drawing/2016/5/10/chartex" xmlns:cx5="http://schemas.microsoft.com/office/drawing/2016/5/11/chartex" xmlns:cx6="http://schemas.microsoft.com/office/drawing/2016/5/12/chartex" xmlns:cx7="http://schemas.microsoft.com/office/drawing/2016/5/13/chartex" xmlns:cx8="http://schemas.microsoft.com/office/drawing/2016/5/14/chartex" xmlns:mc="http://schemas.openxmlformats.org/markup-compatibility/2006" xmlns:aink="http://schemas.microsoft.com/office/drawing/2016/ink" xmlns:am3d="http://schemas.microsoft.com/office/drawing/2017/model3d" xmlns:o="urn:schemas-microsoft-com:office:office" xmlns:oel="http://schemas.microsoft.com/office/2019/extlst" xmlns:r="http://schemas.openxmlformats.org/officeDocument/2006/relationships" xmlns:m="http://schemas.openxmlformats.org/officeDocument/2006/math" xmlns:v="urn:schemas-microsoft-com:vml" xmlns:wp14="http://schemas.microsoft.com/office/word/2010/wordprocessingDrawing" xmlns:wp="http://schemas.openxmlformats.org/drawingml/2006/wordprocessingDrawing" xmlns:w10="urn:schemas-microsoft-com:office:word" xmlns:w="http://schemas.openxmlformats.org/wordprocessingml/2006/main" xmlns:w14="http://schemas.microsoft.com/office/word/2010/wordml" xmlns:w15="http://schemas.microsoft.com/office/word/2012/wordml" xmlns:w16cex="http://schemas.microsoft.com/office/word/2018/wordml/cex" xmlns:w16cid="http://schemas.microsoft.com/office/word/2016/wordml/cid" xmlns:w16="http://schemas.microsoft.com/office/word/2018/wordml" xmlns:w16sdtdh="http://schemas.microsoft.com/office/word/2020/wordml/sdtdatahash" xmlns:w16se="http://schemas.microsoft.com/office/word/2015/wordml/symex" xmlns:wpg="http://schemas.microsoft.com/office/word/2010/wordprocessingGroup" xmlns:wpi="http://schemas.microsoft.com/office/word/2010/wordprocessingInk" xmlns:wne="http://schemas.microsoft.com/office/word/2006/wordml" xmlns:wps="http://schemas.microsoft.com/office/word/2010/wordprocessingShape" mc:Ignorable="w14 w15 w16se w16cid w16 w16cex w16sdtdh wp14">
   <w:abstractNum w:abstractNumId="0" w15:restartNumberingAfterBreak="0">
     <w:nsid w:val="3DA24254"/>
     <w:multiLevelType w:val="hybridMultilevel"/>

--- a/doc/CV-TronNatthakorn.docx
+++ b/doc/CV-TronNatthakorn.docx
@@ -24,13 +24,13 @@
         <mc:AlternateContent>
           <mc:Choice Requires="wps">
             <w:drawing>
-              <wp:anchor distT="0" distB="0" distL="114300" distR="114300" simplePos="0" relativeHeight="251659264" behindDoc="0" locked="0" layoutInCell="1" allowOverlap="1" wp14:anchorId="4794C1CF" wp14:editId="662F5E2F">
+              <wp:anchor distT="0" distB="0" distL="114300" distR="114300" simplePos="0" relativeHeight="251659264" behindDoc="0" locked="0" layoutInCell="1" allowOverlap="1" wp14:anchorId="4794C1CF" wp14:editId="48812747">
                 <wp:simplePos x="0" y="0"/>
                 <wp:positionH relativeFrom="column">
-                  <wp:posOffset>5079365</wp:posOffset>
+                  <wp:posOffset>4574398</wp:posOffset>
                 </wp:positionH>
                 <wp:positionV relativeFrom="paragraph">
-                  <wp:posOffset>-281758</wp:posOffset>
+                  <wp:posOffset>-76588</wp:posOffset>
                 </wp:positionV>
                 <wp:extent cx="1432560" cy="1584960"/>
                 <wp:effectExtent l="0" t="0" r="0" b="0"/>
@@ -64,10 +64,10 @@
                                 <w:noProof/>
                               </w:rPr>
                               <w:drawing>
-                                <wp:inline distT="0" distB="0" distL="0" distR="0" wp14:anchorId="02295D45" wp14:editId="76D894F3">
-                                  <wp:extent cx="1269601" cy="1539240"/>
-                                  <wp:effectExtent l="0" t="0" r="6985" b="3810"/>
-                                  <wp:docPr id="6" name="Picture 6"/>
+                                <wp:inline distT="0" distB="0" distL="0" distR="0" wp14:anchorId="240C74DB" wp14:editId="37744BC5">
+                                  <wp:extent cx="1229360" cy="1487170"/>
+                                  <wp:effectExtent l="0" t="0" r="8890" b="0"/>
+                                  <wp:docPr id="3" name="Picture 3"/>
                                   <wp:cNvGraphicFramePr>
                                     <a:graphicFrameLocks xmlns:a="http://schemas.openxmlformats.org/drawingml/2006/main" noChangeAspect="1"/>
                                   </wp:cNvGraphicFramePr>
@@ -93,7 +93,7 @@
                                         <pic:spPr>
                                           <a:xfrm>
                                             <a:off x="0" y="0"/>
-                                            <a:ext cx="1308643" cy="1586574"/>
+                                            <a:ext cx="1229360" cy="1487170"/>
                                           </a:xfrm>
                                           <a:prstGeom prst="rect">
                                             <a:avLst/>
@@ -132,7 +132,7 @@
                 <v:stroke joinstyle="miter"/>
                 <v:path gradientshapeok="t" o:connecttype="rect"/>
               </v:shapetype>
-              <v:shape id="Text Box 2" o:spid="_x0000_s1026" type="#_x0000_t202" style="position:absolute;margin-left:399.95pt;margin-top:-22.2pt;width:112.8pt;height:124.8pt;z-index:251659264;visibility:visible;mso-wrap-style:square;mso-width-percent:0;mso-height-percent:0;mso-wrap-distance-left:9pt;mso-wrap-distance-top:0;mso-wrap-distance-right:9pt;mso-wrap-distance-bottom:0;mso-position-horizontal:absolute;mso-position-horizontal-relative:text;mso-position-vertical:absolute;mso-position-vertical-relative:text;mso-width-percent:0;mso-height-percent:0;mso-width-relative:margin;mso-height-relative:margin;v-text-anchor:top" o:gfxdata="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" fillcolor="white [3201]" stroked="f" strokeweight=".5pt">
+              <v:shape id="Text Box 2" o:spid="_x0000_s1026" type="#_x0000_t202" style="position:absolute;margin-left:360.2pt;margin-top:-6.05pt;width:112.8pt;height:124.8pt;z-index:251659264;visibility:visible;mso-wrap-style:square;mso-width-percent:0;mso-height-percent:0;mso-wrap-distance-left:9pt;mso-wrap-distance-top:0;mso-wrap-distance-right:9pt;mso-wrap-distance-bottom:0;mso-position-horizontal:absolute;mso-position-horizontal-relative:text;mso-position-vertical:absolute;mso-position-vertical-relative:text;mso-width-percent:0;mso-height-percent:0;mso-width-relative:margin;mso-height-relative:margin;v-text-anchor:top" o:gfxdata="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" fillcolor="white [3201]" stroked="f" strokeweight=".5pt">
                 <v:textbox>
                   <w:txbxContent>
                     <w:p>
@@ -141,10 +141,10 @@
                           <w:noProof/>
                         </w:rPr>
                         <w:drawing>
-                          <wp:inline distT="0" distB="0" distL="0" distR="0" wp14:anchorId="02295D45" wp14:editId="76D894F3">
-                            <wp:extent cx="1269601" cy="1539240"/>
-                            <wp:effectExtent l="0" t="0" r="6985" b="3810"/>
-                            <wp:docPr id="6" name="Picture 6"/>
+                          <wp:inline distT="0" distB="0" distL="0" distR="0" wp14:anchorId="240C74DB" wp14:editId="37744BC5">
+                            <wp:extent cx="1229360" cy="1487170"/>
+                            <wp:effectExtent l="0" t="0" r="8890" b="0"/>
+                            <wp:docPr id="3" name="Picture 3"/>
                             <wp:cNvGraphicFramePr>
                               <a:graphicFrameLocks xmlns:a="http://schemas.openxmlformats.org/drawingml/2006/main" noChangeAspect="1"/>
                             </wp:cNvGraphicFramePr>
@@ -170,7 +170,7 @@
                                   <pic:spPr>
                                     <a:xfrm>
                                       <a:off x="0" y="0"/>
-                                      <a:ext cx="1308643" cy="1586574"/>
+                                      <a:ext cx="1229360" cy="1487170"/>
                                     </a:xfrm>
                                     <a:prstGeom prst="rect">
                                       <a:avLst/>
@@ -205,17 +205,17 @@
       <w:pPr>
         <w:rPr>
           <w:rFonts w:ascii="Cordia New" w:hAnsi="Cordia New" w:cs="Cordia New"/>
-          <w:sz w:val="40"/>
-          <w:szCs w:val="40"/>
-        </w:rPr>
-      </w:pPr>
-      <w:r>
-        <w:rPr>
-          <w:rFonts w:ascii="Cordia New" w:hAnsi="Cordia New" w:cs="Cordia New"/>
-          <w:b/>
-          <w:bCs/>
-          <w:sz w:val="40"/>
-          <w:szCs w:val="40"/>
+          <w:sz w:val="32"/>
+          <w:szCs w:val="32"/>
+        </w:rPr>
+      </w:pPr>
+      <w:r>
+        <w:rPr>
+          <w:rFonts w:ascii="Cordia New" w:hAnsi="Cordia New" w:cs="Cordia New"/>
+          <w:b/>
+          <w:bCs/>
+          <w:sz w:val="32"/>
+          <w:szCs w:val="32"/>
         </w:rPr>
         <w:t>First name</w:t>
       </w:r>
@@ -224,32 +224,32 @@
           <w:rFonts w:ascii="Cordia New" w:hAnsi="Cordia New" w:cs="Cordia New"/>
           <w:b/>
           <w:bCs/>
-          <w:sz w:val="40"/>
-          <w:szCs w:val="40"/>
+          <w:sz w:val="32"/>
+          <w:szCs w:val="32"/>
         </w:rPr>
         <w:t>:</w:t>
       </w:r>
       <w:r>
         <w:rPr>
           <w:rFonts w:ascii="Cordia New" w:hAnsi="Cordia New" w:cs="Cordia New"/>
-          <w:sz w:val="40"/>
-          <w:szCs w:val="40"/>
+          <w:sz w:val="32"/>
+          <w:szCs w:val="32"/>
         </w:rPr>
         <w:t xml:space="preserve"> Natthakorn</w:t>
       </w:r>
       <w:r>
         <w:rPr>
           <w:rFonts w:ascii="Cordia New" w:hAnsi="Cordia New" w:cs="Cordia New"/>
-          <w:sz w:val="40"/>
-          <w:szCs w:val="40"/>
+          <w:sz w:val="32"/>
+          <w:szCs w:val="32"/>
         </w:rPr>
         <w:t xml:space="preserve"> </w:t>
       </w:r>
       <w:r>
         <w:rPr>
           <w:rFonts w:ascii="Cordia New" w:hAnsi="Cordia New" w:cs="Cordia New"/>
-          <w:sz w:val="40"/>
-          <w:szCs w:val="40"/>
+          <w:sz w:val="32"/>
+          <w:szCs w:val="32"/>
         </w:rPr>
         <w:t xml:space="preserve">  </w:t>
       </w:r>
@@ -258,8 +258,8 @@
           <w:rFonts w:ascii="Cordia New" w:hAnsi="Cordia New" w:cs="Cordia New"/>
           <w:b/>
           <w:bCs/>
-          <w:sz w:val="40"/>
-          <w:szCs w:val="40"/>
+          <w:sz w:val="32"/>
+          <w:szCs w:val="32"/>
         </w:rPr>
         <w:t>Last name</w:t>
       </w:r>
@@ -268,48 +268,48 @@
           <w:rFonts w:ascii="Cordia New" w:hAnsi="Cordia New" w:cs="Cordia New"/>
           <w:b/>
           <w:bCs/>
-          <w:sz w:val="40"/>
-          <w:szCs w:val="40"/>
+          <w:sz w:val="32"/>
+          <w:szCs w:val="32"/>
         </w:rPr>
         <w:t>:</w:t>
       </w:r>
       <w:r>
         <w:rPr>
           <w:rFonts w:ascii="Cordia New" w:hAnsi="Cordia New" w:cs="Cordia New"/>
-          <w:sz w:val="40"/>
-          <w:szCs w:val="40"/>
+          <w:sz w:val="32"/>
+          <w:szCs w:val="32"/>
         </w:rPr>
         <w:t xml:space="preserve"> Nakhaseno</w:t>
       </w:r>
       <w:r>
         <w:rPr>
           <w:rFonts w:ascii="Cordia New" w:hAnsi="Cordia New" w:cs="Cordia New"/>
-          <w:sz w:val="40"/>
-          <w:szCs w:val="40"/>
+          <w:sz w:val="32"/>
+          <w:szCs w:val="32"/>
         </w:rPr>
         <w:t xml:space="preserve"> </w:t>
       </w:r>
       <w:r>
         <w:rPr>
           <w:rFonts w:ascii="Cordia New" w:hAnsi="Cordia New" w:cs="Cordia New"/>
-          <w:sz w:val="40"/>
-          <w:szCs w:val="40"/>
+          <w:sz w:val="32"/>
+          <w:szCs w:val="32"/>
         </w:rPr>
         <w:t xml:space="preserve"> </w:t>
       </w:r>
       <w:r>
         <w:rPr>
           <w:rFonts w:ascii="Cordia New" w:hAnsi="Cordia New" w:cs="Cordia New"/>
-          <w:sz w:val="40"/>
-          <w:szCs w:val="40"/>
+          <w:sz w:val="32"/>
+          <w:szCs w:val="32"/>
         </w:rPr>
         <w:t xml:space="preserve"> </w:t>
       </w:r>
       <w:r>
         <w:rPr>
           <w:rFonts w:ascii="Cordia New" w:hAnsi="Cordia New" w:cs="Cordia New"/>
-          <w:sz w:val="40"/>
-          <w:szCs w:val="40"/>
+          <w:sz w:val="32"/>
+          <w:szCs w:val="32"/>
         </w:rPr>
         <w:br/>
       </w:r>
@@ -318,24 +318,24 @@
           <w:rFonts w:ascii="Cordia New" w:hAnsi="Cordia New" w:cs="Cordia New"/>
           <w:b/>
           <w:bCs/>
-          <w:sz w:val="40"/>
-          <w:szCs w:val="40"/>
+          <w:sz w:val="32"/>
+          <w:szCs w:val="32"/>
         </w:rPr>
         <w:t>Nickname:</w:t>
       </w:r>
       <w:r>
         <w:rPr>
           <w:rFonts w:ascii="Cordia New" w:hAnsi="Cordia New" w:cs="Cordia New"/>
-          <w:sz w:val="40"/>
-          <w:szCs w:val="40"/>
+          <w:sz w:val="32"/>
+          <w:szCs w:val="32"/>
         </w:rPr>
         <w:t xml:space="preserve"> Tron</w:t>
       </w:r>
       <w:r>
         <w:rPr>
           <w:rFonts w:ascii="Cordia New" w:hAnsi="Cordia New" w:cs="Cordia New"/>
-          <w:sz w:val="40"/>
-          <w:szCs w:val="40"/>
+          <w:sz w:val="32"/>
+          <w:szCs w:val="32"/>
         </w:rPr>
         <w:t xml:space="preserve">   </w:t>
       </w:r>
@@ -344,40 +344,40 @@
           <w:rFonts w:ascii="Cordia New" w:hAnsi="Cordia New" w:cs="Cordia New"/>
           <w:b/>
           <w:bCs/>
-          <w:sz w:val="40"/>
-          <w:szCs w:val="40"/>
+          <w:sz w:val="32"/>
+          <w:szCs w:val="32"/>
         </w:rPr>
         <w:t>Birthday:</w:t>
       </w:r>
       <w:r>
         <w:rPr>
           <w:rFonts w:ascii="Cordia New" w:hAnsi="Cordia New" w:cs="Cordia New"/>
-          <w:sz w:val="40"/>
-          <w:szCs w:val="40"/>
+          <w:sz w:val="32"/>
+          <w:szCs w:val="32"/>
         </w:rPr>
         <w:t xml:space="preserve"> 6</w:t>
       </w:r>
       <w:r>
         <w:rPr>
           <w:rFonts w:ascii="Cordia New" w:hAnsi="Cordia New" w:cs="Cordia New"/>
-          <w:sz w:val="40"/>
-          <w:szCs w:val="40"/>
+          <w:sz w:val="32"/>
+          <w:szCs w:val="32"/>
         </w:rPr>
         <w:t xml:space="preserve"> Nov 1</w:t>
       </w:r>
       <w:r>
         <w:rPr>
           <w:rFonts w:ascii="Cordia New" w:hAnsi="Cordia New" w:cs="Cordia New"/>
-          <w:sz w:val="40"/>
-          <w:szCs w:val="40"/>
+          <w:sz w:val="32"/>
+          <w:szCs w:val="32"/>
         </w:rPr>
         <w:t xml:space="preserve">992  </w:t>
       </w:r>
       <w:r>
         <w:rPr>
           <w:rFonts w:ascii="Cordia New" w:hAnsi="Cordia New" w:cs="Cordia New"/>
-          <w:sz w:val="40"/>
-          <w:szCs w:val="40"/>
+          <w:sz w:val="32"/>
+          <w:szCs w:val="32"/>
         </w:rPr>
         <w:t xml:space="preserve"> </w:t>
       </w:r>
@@ -386,24 +386,24 @@
           <w:rFonts w:ascii="Cordia New" w:hAnsi="Cordia New" w:cs="Cordia New"/>
           <w:b/>
           <w:bCs/>
-          <w:sz w:val="40"/>
-          <w:szCs w:val="40"/>
+          <w:sz w:val="32"/>
+          <w:szCs w:val="32"/>
         </w:rPr>
         <w:t>Nationality:</w:t>
       </w:r>
       <w:r>
         <w:rPr>
           <w:rFonts w:ascii="Cordia New" w:hAnsi="Cordia New" w:cs="Cordia New"/>
-          <w:sz w:val="40"/>
-          <w:szCs w:val="40"/>
+          <w:sz w:val="32"/>
+          <w:szCs w:val="32"/>
         </w:rPr>
         <w:t xml:space="preserve"> Thailand  </w:t>
       </w:r>
       <w:r>
         <w:rPr>
           <w:rFonts w:ascii="Cordia New" w:hAnsi="Cordia New" w:cs="Cordia New"/>
-          <w:sz w:val="40"/>
-          <w:szCs w:val="40"/>
+          <w:sz w:val="32"/>
+          <w:szCs w:val="32"/>
         </w:rPr>
         <w:br/>
       </w:r>
@@ -412,8 +412,8 @@
           <w:rFonts w:ascii="Cordia New" w:hAnsi="Cordia New" w:cs="Cordia New"/>
           <w:b/>
           <w:bCs/>
-          <w:sz w:val="40"/>
-          <w:szCs w:val="40"/>
+          <w:sz w:val="32"/>
+          <w:szCs w:val="32"/>
         </w:rPr>
         <w:t>E-m</w:t>
       </w:r>
@@ -422,16 +422,16 @@
           <w:rFonts w:ascii="Cordia New" w:hAnsi="Cordia New" w:cs="Cordia New"/>
           <w:b/>
           <w:bCs/>
-          <w:sz w:val="40"/>
-          <w:szCs w:val="40"/>
+          <w:sz w:val="32"/>
+          <w:szCs w:val="32"/>
         </w:rPr>
         <w:t>ail:</w:t>
       </w:r>
       <w:r>
         <w:rPr>
           <w:rFonts w:ascii="Cordia New" w:hAnsi="Cordia New" w:cs="Cordia New"/>
-          <w:sz w:val="40"/>
-          <w:szCs w:val="40"/>
+          <w:sz w:val="32"/>
+          <w:szCs w:val="32"/>
         </w:rPr>
         <w:t xml:space="preserve"> </w:t>
       </w:r>
@@ -440,8 +440,8 @@
           <w:rPr>
             <w:rStyle w:val="Hyperlink"/>
             <w:rFonts w:ascii="Cordia New" w:hAnsi="Cordia New" w:cs="Cordia New"/>
-            <w:sz w:val="40"/>
-            <w:szCs w:val="40"/>
+            <w:sz w:val="32"/>
+            <w:szCs w:val="32"/>
           </w:rPr>
           <w:t>tron.natthakorn@engineer.com</w:t>
         </w:r>
@@ -449,16 +449,16 @@
       <w:r>
         <w:rPr>
           <w:rFonts w:ascii="Cordia New" w:hAnsi="Cordia New" w:cs="Cordia New"/>
-          <w:sz w:val="40"/>
-          <w:szCs w:val="40"/>
+          <w:sz w:val="32"/>
+          <w:szCs w:val="32"/>
         </w:rPr>
         <w:t xml:space="preserve">  </w:t>
       </w:r>
       <w:r>
         <w:rPr>
           <w:rFonts w:ascii="Cordia New" w:hAnsi="Cordia New" w:cs="Cordia New"/>
-          <w:sz w:val="40"/>
-          <w:szCs w:val="40"/>
+          <w:sz w:val="32"/>
+          <w:szCs w:val="32"/>
         </w:rPr>
         <w:t xml:space="preserve"> </w:t>
       </w:r>
@@ -467,64 +467,64 @@
           <w:rFonts w:ascii="Cordia New" w:hAnsi="Cordia New" w:cs="Cordia New"/>
           <w:b/>
           <w:bCs/>
-          <w:sz w:val="40"/>
-          <w:szCs w:val="40"/>
+          <w:sz w:val="32"/>
+          <w:szCs w:val="32"/>
         </w:rPr>
         <w:t>Mobile:</w:t>
       </w:r>
       <w:r>
         <w:rPr>
           <w:rFonts w:ascii="Cordia New" w:hAnsi="Cordia New" w:cs="Cordia New"/>
-          <w:sz w:val="40"/>
-          <w:szCs w:val="40"/>
+          <w:sz w:val="32"/>
+          <w:szCs w:val="32"/>
         </w:rPr>
         <w:t xml:space="preserve"> (+66)</w:t>
       </w:r>
       <w:r>
         <w:rPr>
           <w:rFonts w:ascii="Cordia New" w:hAnsi="Cordia New" w:cs="Cordia New"/>
-          <w:sz w:val="40"/>
-          <w:szCs w:val="40"/>
+          <w:sz w:val="32"/>
+          <w:szCs w:val="32"/>
         </w:rPr>
         <w:t>82</w:t>
       </w:r>
       <w:r>
         <w:rPr>
           <w:rFonts w:ascii="Cordia New" w:hAnsi="Cordia New" w:cs="Cordia New"/>
-          <w:sz w:val="40"/>
-          <w:szCs w:val="40"/>
+          <w:sz w:val="32"/>
+          <w:szCs w:val="32"/>
         </w:rPr>
         <w:t>-</w:t>
       </w:r>
       <w:r>
         <w:rPr>
           <w:rFonts w:ascii="Cordia New" w:hAnsi="Cordia New" w:cs="Cordia New"/>
-          <w:sz w:val="40"/>
-          <w:szCs w:val="40"/>
+          <w:sz w:val="32"/>
+          <w:szCs w:val="32"/>
         </w:rPr>
         <w:t>579</w:t>
       </w:r>
       <w:r>
         <w:rPr>
           <w:rFonts w:ascii="Cordia New" w:hAnsi="Cordia New" w:cs="Cordia New"/>
-          <w:sz w:val="40"/>
-          <w:szCs w:val="40"/>
+          <w:sz w:val="32"/>
+          <w:szCs w:val="32"/>
         </w:rPr>
         <w:t>-</w:t>
       </w:r>
       <w:r>
         <w:rPr>
           <w:rFonts w:ascii="Cordia New" w:hAnsi="Cordia New" w:cs="Cordia New"/>
-          <w:sz w:val="40"/>
-          <w:szCs w:val="40"/>
+          <w:sz w:val="32"/>
+          <w:szCs w:val="32"/>
         </w:rPr>
         <w:t>3348</w:t>
       </w:r>
       <w:r>
         <w:rPr>
           <w:rFonts w:ascii="Cordia New" w:hAnsi="Cordia New" w:cs="Cordia New"/>
-          <w:sz w:val="40"/>
-          <w:szCs w:val="40"/>
+          <w:sz w:val="32"/>
+          <w:szCs w:val="32"/>
           <w:cs/>
         </w:rPr>
         <w:br/>
@@ -534,16 +534,16 @@
           <w:rFonts w:ascii="Cordia New" w:hAnsi="Cordia New" w:cs="Cordia New"/>
           <w:b/>
           <w:bCs/>
-          <w:sz w:val="40"/>
-          <w:szCs w:val="40"/>
+          <w:sz w:val="32"/>
+          <w:szCs w:val="32"/>
         </w:rPr>
         <w:t>Online CV:</w:t>
       </w:r>
       <w:r>
         <w:rPr>
           <w:rFonts w:ascii="Cordia New" w:hAnsi="Cordia New" w:cs="Cordia New"/>
-          <w:sz w:val="40"/>
-          <w:szCs w:val="40"/>
+          <w:sz w:val="32"/>
+          <w:szCs w:val="32"/>
         </w:rPr>
         <w:t xml:space="preserve"> </w:t>
       </w:r>
@@ -552,8 +552,8 @@
           <w:rPr>
             <w:rStyle w:val="Hyperlink"/>
             <w:rFonts w:ascii="Cordia New" w:hAnsi="Cordia New" w:cs="Cordia New"/>
-            <w:sz w:val="40"/>
-            <w:szCs w:val="40"/>
+            <w:sz w:val="32"/>
+            <w:szCs w:val="32"/>
           </w:rPr>
           <w:t>https://torlondev.js.org/#/cv</w:t>
         </w:r>
@@ -561,8 +561,8 @@
       <w:r>
         <w:rPr>
           <w:rFonts w:ascii="Cordia New" w:hAnsi="Cordia New" w:cs="Cordia New"/>
-          <w:sz w:val="40"/>
-          <w:szCs w:val="40"/>
+          <w:sz w:val="32"/>
+          <w:szCs w:val="32"/>
         </w:rPr>
         <w:br/>
       </w:r>
@@ -571,8 +571,8 @@
           <w:rFonts w:ascii="Cordia New" w:hAnsi="Cordia New" w:cs="Cordia New"/>
           <w:b/>
           <w:bCs/>
-          <w:sz w:val="40"/>
-          <w:szCs w:val="40"/>
+          <w:sz w:val="32"/>
+          <w:szCs w:val="32"/>
         </w:rPr>
         <w:t>GitHub</w:t>
       </w:r>
@@ -581,8 +581,8 @@
           <w:rFonts w:ascii="Cordia New" w:hAnsi="Cordia New" w:cs="Cordia New"/>
           <w:b/>
           <w:bCs/>
-          <w:sz w:val="40"/>
-          <w:szCs w:val="40"/>
+          <w:sz w:val="32"/>
+          <w:szCs w:val="32"/>
         </w:rPr>
         <w:t>:</w:t>
       </w:r>
@@ -591,8 +591,8 @@
           <w:rFonts w:ascii="Cordia New" w:hAnsi="Cordia New" w:cs="Cordia New"/>
           <w:b/>
           <w:bCs/>
-          <w:sz w:val="40"/>
-          <w:szCs w:val="40"/>
+          <w:sz w:val="32"/>
+          <w:szCs w:val="32"/>
         </w:rPr>
         <w:t xml:space="preserve"> </w:t>
       </w:r>
@@ -601,8 +601,8 @@
           <w:rPr>
             <w:rStyle w:val="Hyperlink"/>
             <w:rFonts w:ascii="Cordia New" w:hAnsi="Cordia New" w:cs="Cordia New"/>
-            <w:sz w:val="40"/>
-            <w:szCs w:val="40"/>
+            <w:sz w:val="32"/>
+            <w:szCs w:val="32"/>
           </w:rPr>
           <w:t>TronNatthakorn</w:t>
         </w:r>
@@ -610,8 +610,8 @@
       <w:r>
         <w:rPr>
           <w:rFonts w:ascii="Cordia New" w:hAnsi="Cordia New" w:cs="Cordia New"/>
-          <w:sz w:val="40"/>
-          <w:szCs w:val="40"/>
+          <w:sz w:val="32"/>
+          <w:szCs w:val="32"/>
         </w:rPr>
         <w:t xml:space="preserve">   </w:t>
       </w:r>
@@ -620,16 +620,16 @@
           <w:rFonts w:ascii="Cordia New" w:hAnsi="Cordia New" w:cs="Cordia New"/>
           <w:b/>
           <w:bCs/>
-          <w:sz w:val="40"/>
-          <w:szCs w:val="40"/>
+          <w:sz w:val="32"/>
+          <w:szCs w:val="32"/>
         </w:rPr>
         <w:t>DockerHub</w:t>
       </w:r>
       <w:r>
         <w:rPr>
           <w:rFonts w:ascii="Cordia New" w:hAnsi="Cordia New" w:cs="Cordia New"/>
-          <w:sz w:val="40"/>
-          <w:szCs w:val="40"/>
+          <w:sz w:val="32"/>
+          <w:szCs w:val="32"/>
         </w:rPr>
         <w:t xml:space="preserve">: </w:t>
       </w:r>
@@ -638,8 +638,8 @@
           <w:rPr>
             <w:rStyle w:val="Hyperlink"/>
             <w:rFonts w:ascii="Cordia New" w:hAnsi="Cordia New" w:cs="Cordia New"/>
-            <w:sz w:val="40"/>
-            <w:szCs w:val="40"/>
+            <w:sz w:val="32"/>
+            <w:szCs w:val="32"/>
           </w:rPr>
           <w:t>TronNatthakorn</w:t>
         </w:r>
@@ -647,8 +647,8 @@
       <w:r>
         <w:rPr>
           <w:rFonts w:ascii="Cordia New" w:hAnsi="Cordia New" w:cs="Cordia New"/>
-          <w:sz w:val="40"/>
-          <w:szCs w:val="40"/>
+          <w:sz w:val="32"/>
+          <w:szCs w:val="32"/>
         </w:rPr>
         <w:br/>
       </w:r>
@@ -657,24 +657,40 @@
           <w:rFonts w:ascii="Cordia New" w:hAnsi="Cordia New" w:cs="Cordia New"/>
           <w:b/>
           <w:bCs/>
-          <w:sz w:val="40"/>
-          <w:szCs w:val="40"/>
+          <w:sz w:val="32"/>
+          <w:szCs w:val="32"/>
         </w:rPr>
         <w:t>Address:</w:t>
       </w:r>
       <w:r>
         <w:rPr>
           <w:rFonts w:ascii="Cordia New" w:hAnsi="Cordia New" w:cs="Cordia New"/>
-          <w:sz w:val="40"/>
-          <w:szCs w:val="40"/>
-        </w:rPr>
-        <w:t xml:space="preserve"> Wireless Rd. Pathumone Bangkok 10330</w:t>
-      </w:r>
-      <w:r>
-        <w:rPr>
-          <w:rFonts w:ascii="Cordia New" w:hAnsi="Cordia New" w:cs="Cordia New"/>
-          <w:sz w:val="40"/>
-          <w:szCs w:val="40"/>
+          <w:sz w:val="32"/>
+          <w:szCs w:val="32"/>
+        </w:rPr>
+        <w:t xml:space="preserve"> Wireless Rd. Pathum</w:t>
+      </w:r>
+      <w:r>
+        <w:rPr>
+          <w:rFonts w:ascii="Cordia New" w:hAnsi="Cordia New" w:cs="Cordia New"/>
+          <w:sz w:val="32"/>
+          <w:szCs w:val="32"/>
+        </w:rPr>
+        <w:t>wan</w:t>
+      </w:r>
+      <w:r>
+        <w:rPr>
+          <w:rFonts w:ascii="Cordia New" w:hAnsi="Cordia New" w:cs="Cordia New"/>
+          <w:sz w:val="32"/>
+          <w:szCs w:val="32"/>
+        </w:rPr>
+        <w:t xml:space="preserve"> Bangkok 10330</w:t>
+      </w:r>
+      <w:r>
+        <w:rPr>
+          <w:rFonts w:ascii="Cordia New" w:hAnsi="Cordia New" w:cs="Cordia New"/>
+          <w:sz w:val="32"/>
+          <w:szCs w:val="32"/>
         </w:rPr>
         <w:t>.</w:t>
       </w:r>
@@ -686,29 +702,19 @@
           <w:rFonts w:ascii="Cordia New" w:hAnsi="Cordia New" w:cs="Cordia New"/>
           <w:b/>
           <w:bCs/>
-          <w:sz w:val="16"/>
-          <w:szCs w:val="16"/>
-        </w:rPr>
-      </w:pPr>
-      <w:r>
-        <w:rPr>
-          <w:rFonts w:ascii="Cordia New" w:hAnsi="Cordia New" w:cs="Cordia New"/>
-          <w:b/>
-          <w:bCs/>
-          <w:sz w:val="16"/>
-          <w:szCs w:val="16"/>
-        </w:rPr>
-        <w:t>___________________________________</w:t>
-      </w:r>
-      <w:r>
-        <w:rPr>
-          <w:rFonts w:ascii="Cordia New" w:hAnsi="Cordia New" w:cs="Cordia New"/>
-          <w:b/>
-          <w:bCs/>
-          <w:sz w:val="16"/>
-          <w:szCs w:val="16"/>
-        </w:rPr>
-        <w:t>______________________________________________________________________</w:t>
+          <w:sz w:val="32"/>
+          <w:szCs w:val="32"/>
+        </w:rPr>
+      </w:pPr>
+      <w:r>
+        <w:rPr>
+          <w:rFonts w:ascii="Cordia New" w:hAnsi="Cordia New" w:cs="Cordia New"/>
+          <w:b/>
+          <w:bCs/>
+          <w:sz w:val="32"/>
+          <w:szCs w:val="32"/>
+        </w:rPr>
+        <w:t>_____________________________________________________________</w:t>
       </w:r>
     </w:p>
     <w:p>
@@ -717,17 +723,17 @@
           <w:rFonts w:ascii="Cordia New" w:hAnsi="Cordia New" w:cs="Cordia New"/>
           <w:b/>
           <w:bCs/>
-          <w:sz w:val="48"/>
-          <w:szCs w:val="48"/>
-        </w:rPr>
-      </w:pPr>
-      <w:r>
-        <w:rPr>
-          <w:rFonts w:ascii="Cordia New" w:hAnsi="Cordia New" w:cs="Cordia New"/>
-          <w:b/>
-          <w:bCs/>
-          <w:sz w:val="48"/>
-          <w:szCs w:val="48"/>
+          <w:sz w:val="32"/>
+          <w:szCs w:val="32"/>
+        </w:rPr>
+      </w:pPr>
+      <w:r>
+        <w:rPr>
+          <w:rFonts w:ascii="Cordia New" w:hAnsi="Cordia New" w:cs="Cordia New"/>
+          <w:b/>
+          <w:bCs/>
+          <w:sz w:val="32"/>
+          <w:szCs w:val="32"/>
         </w:rPr>
         <w:t>History Work</w:t>
       </w:r>
@@ -743,17 +749,17 @@
           <w:rFonts w:ascii="Cordia New" w:hAnsi="Cordia New" w:cs="Cordia New"/>
           <w:b/>
           <w:bCs/>
-          <w:sz w:val="40"/>
-          <w:szCs w:val="40"/>
-        </w:rPr>
-      </w:pPr>
-      <w:r>
-        <w:rPr>
-          <w:rFonts w:ascii="Cordia New" w:hAnsi="Cordia New" w:cs="Cordia New"/>
-          <w:b/>
-          <w:bCs/>
-          <w:sz w:val="40"/>
-          <w:szCs w:val="40"/>
+          <w:sz w:val="32"/>
+          <w:szCs w:val="32"/>
+        </w:rPr>
+      </w:pPr>
+      <w:r>
+        <w:rPr>
+          <w:rFonts w:ascii="Cordia New" w:hAnsi="Cordia New" w:cs="Cordia New"/>
+          <w:b/>
+          <w:bCs/>
+          <w:sz w:val="32"/>
+          <w:szCs w:val="32"/>
         </w:rPr>
         <w:t>March 2019 - June 2021</w:t>
       </w:r>
@@ -762,8 +768,8 @@
           <w:rFonts w:ascii="Cordia New" w:hAnsi="Cordia New" w:cs="Cordia New"/>
           <w:b/>
           <w:bCs/>
-          <w:sz w:val="40"/>
-          <w:szCs w:val="40"/>
+          <w:sz w:val="32"/>
+          <w:szCs w:val="32"/>
         </w:rPr>
         <w:t>: Luma Health Insurance. (2 years 4 months)</w:t>
       </w:r>
@@ -773,99 +779,137 @@
         <w:pStyle w:val="ListParagraph"/>
         <w:rPr>
           <w:rFonts w:ascii="Cordia New" w:hAnsi="Cordia New" w:cs="Cordia New"/>
-          <w:sz w:val="40"/>
-          <w:szCs w:val="40"/>
-        </w:rPr>
-      </w:pPr>
-      <w:r>
-        <w:rPr>
-          <w:rFonts w:ascii="Cordia New" w:hAnsi="Cordia New" w:cs="Cordia New"/>
-          <w:b/>
-          <w:bCs/>
-          <w:sz w:val="40"/>
-          <w:szCs w:val="40"/>
+          <w:sz w:val="32"/>
+          <w:szCs w:val="32"/>
+        </w:rPr>
+      </w:pPr>
+      <w:r>
+        <w:rPr>
+          <w:rFonts w:ascii="Cordia New" w:hAnsi="Cordia New" w:cs="Cordia New"/>
+          <w:b/>
+          <w:bCs/>
+          <w:sz w:val="32"/>
+          <w:szCs w:val="32"/>
         </w:rPr>
         <w:t>Roles:</w:t>
       </w:r>
       <w:r>
         <w:rPr>
           <w:rFonts w:ascii="Cordia New" w:hAnsi="Cordia New" w:cs="Cordia New"/>
-          <w:sz w:val="40"/>
-          <w:szCs w:val="40"/>
+          <w:sz w:val="32"/>
+          <w:szCs w:val="32"/>
         </w:rPr>
         <w:t xml:space="preserve"> </w:t>
       </w:r>
       <w:r>
         <w:rPr>
           <w:rFonts w:ascii="Cordia New" w:hAnsi="Cordia New" w:cs="Cordia New"/>
-          <w:sz w:val="40"/>
-          <w:szCs w:val="40"/>
+          <w:sz w:val="32"/>
+          <w:szCs w:val="32"/>
         </w:rPr>
         <w:t xml:space="preserve">Full </w:t>
       </w:r>
       <w:r>
         <w:rPr>
           <w:rFonts w:ascii="Cordia New" w:hAnsi="Cordia New" w:cs="Cordia New"/>
-          <w:sz w:val="40"/>
-          <w:szCs w:val="40"/>
+          <w:sz w:val="32"/>
+          <w:szCs w:val="32"/>
         </w:rPr>
         <w:t>S</w:t>
       </w:r>
       <w:r>
         <w:rPr>
           <w:rFonts w:ascii="Cordia New" w:hAnsi="Cordia New" w:cs="Cordia New"/>
-          <w:sz w:val="40"/>
-          <w:szCs w:val="40"/>
+          <w:sz w:val="32"/>
+          <w:szCs w:val="32"/>
         </w:rPr>
         <w:t>tack</w:t>
       </w:r>
       <w:r>
         <w:rPr>
           <w:rFonts w:ascii="Cordia New" w:hAnsi="Cordia New" w:cs="Cordia New"/>
-          <w:sz w:val="40"/>
-          <w:szCs w:val="40"/>
+          <w:sz w:val="32"/>
+          <w:szCs w:val="32"/>
         </w:rPr>
         <w:t xml:space="preserve"> Developer </w:t>
       </w:r>
       <w:r>
         <w:rPr>
           <w:rFonts w:ascii="Cordia New" w:hAnsi="Cordia New" w:cs="Cordia New"/>
-          <w:sz w:val="40"/>
-          <w:szCs w:val="40"/>
+          <w:sz w:val="32"/>
+          <w:szCs w:val="32"/>
         </w:rPr>
         <w:t>&amp;</w:t>
       </w:r>
       <w:r>
         <w:rPr>
           <w:rFonts w:ascii="Cordia New" w:hAnsi="Cordia New" w:cs="Cordia New"/>
-          <w:sz w:val="40"/>
-          <w:szCs w:val="40"/>
+          <w:sz w:val="32"/>
+          <w:szCs w:val="32"/>
         </w:rPr>
         <w:t xml:space="preserve"> Android Developer </w:t>
       </w:r>
       <w:r>
         <w:rPr>
           <w:rFonts w:ascii="Cordia New" w:hAnsi="Cordia New" w:cs="Cordia New"/>
-          <w:sz w:val="40"/>
-          <w:szCs w:val="40"/>
+          <w:sz w:val="32"/>
+          <w:szCs w:val="32"/>
         </w:rPr>
         <w:t>&amp;</w:t>
       </w:r>
       <w:r>
         <w:rPr>
           <w:rFonts w:ascii="Cordia New" w:hAnsi="Cordia New" w:cs="Cordia New"/>
-          <w:sz w:val="40"/>
-          <w:szCs w:val="40"/>
+          <w:sz w:val="32"/>
+          <w:szCs w:val="32"/>
         </w:rPr>
         <w:t xml:space="preserve"> IT Support</w:t>
       </w:r>
       <w:r>
         <w:rPr>
           <w:rFonts w:ascii="Cordia New" w:hAnsi="Cordia New" w:cs="Cordia New"/>
-          <w:sz w:val="40"/>
-          <w:szCs w:val="40"/>
+          <w:sz w:val="32"/>
+          <w:szCs w:val="32"/>
         </w:rPr>
         <w:t>.</w:t>
+      </w:r>
+    </w:p>
+    <w:p>
+      <w:pPr>
+        <w:pStyle w:val="ListParagraph"/>
+        <w:rPr>
+          <w:rFonts w:ascii="Cordia New" w:hAnsi="Cordia New" w:cs="Cordia New"/>
+          <w:sz w:val="32"/>
+          <w:szCs w:val="32"/>
+        </w:rPr>
+      </w:pPr>
+      <w:r>
+        <w:rPr>
+          <w:rFonts w:ascii="Cordia New" w:hAnsi="Cordia New" w:cs="Cordia New"/>
+          <w:b/>
+          <w:bCs/>
+          <w:sz w:val="32"/>
+          <w:szCs w:val="32"/>
+        </w:rPr>
+        <w:t>Works</w:t>
+      </w:r>
+      <w:r>
+        <w:rPr>
+          <w:rFonts w:ascii="Cordia New" w:hAnsi="Cordia New" w:cs="Cordia New"/>
+          <w:b/>
+          <w:bCs/>
+          <w:sz w:val="32"/>
+          <w:szCs w:val="32"/>
+        </w:rPr>
+        <w:t>:</w:t>
+      </w:r>
+      <w:r>
+        <w:rPr>
+          <w:rFonts w:ascii="Cordia New" w:hAnsi="Cordia New" w:cs="Cordia New"/>
+          <w:sz w:val="32"/>
+          <w:szCs w:val="32"/>
+        </w:rPr>
+        <w:t xml:space="preserve"> Linux / Docker / PHP / Laravel / NodeJS / Java / MySQL / MongoDB</w:t>
       </w:r>
     </w:p>
     <w:p>
@@ -879,17 +923,17 @@
           <w:rFonts w:ascii="Cordia New" w:hAnsi="Cordia New" w:cs="Cordia New"/>
           <w:b/>
           <w:bCs/>
-          <w:sz w:val="40"/>
-          <w:szCs w:val="40"/>
-        </w:rPr>
-      </w:pPr>
-      <w:r>
-        <w:rPr>
-          <w:rFonts w:ascii="Cordia New" w:hAnsi="Cordia New" w:cs="Cordia New"/>
-          <w:b/>
-          <w:bCs/>
-          <w:sz w:val="40"/>
-          <w:szCs w:val="40"/>
+          <w:sz w:val="32"/>
+          <w:szCs w:val="32"/>
+        </w:rPr>
+      </w:pPr>
+      <w:r>
+        <w:rPr>
+          <w:rFonts w:ascii="Cordia New" w:hAnsi="Cordia New" w:cs="Cordia New"/>
+          <w:b/>
+          <w:bCs/>
+          <w:sz w:val="32"/>
+          <w:szCs w:val="32"/>
         </w:rPr>
         <w:t xml:space="preserve">March 2017 - July 2018: Scale360. (1 </w:t>
       </w:r>
@@ -898,8 +942,8 @@
           <w:rFonts w:ascii="Cordia New" w:hAnsi="Cordia New" w:cs="Cordia New"/>
           <w:b/>
           <w:bCs/>
-          <w:sz w:val="40"/>
-          <w:szCs w:val="40"/>
+          <w:sz w:val="32"/>
+          <w:szCs w:val="32"/>
         </w:rPr>
         <w:t>y</w:t>
       </w:r>
@@ -908,8 +952,8 @@
           <w:rFonts w:ascii="Cordia New" w:hAnsi="Cordia New" w:cs="Cordia New"/>
           <w:b/>
           <w:bCs/>
-          <w:sz w:val="40"/>
-          <w:szCs w:val="40"/>
+          <w:sz w:val="32"/>
+          <w:szCs w:val="32"/>
         </w:rPr>
         <w:t xml:space="preserve">ear 4 </w:t>
       </w:r>
@@ -918,8 +962,8 @@
           <w:rFonts w:ascii="Cordia New" w:hAnsi="Cordia New" w:cs="Cordia New"/>
           <w:b/>
           <w:bCs/>
-          <w:sz w:val="40"/>
-          <w:szCs w:val="40"/>
+          <w:sz w:val="32"/>
+          <w:szCs w:val="32"/>
         </w:rPr>
         <w:t>m</w:t>
       </w:r>
@@ -928,8 +972,8 @@
           <w:rFonts w:ascii="Cordia New" w:hAnsi="Cordia New" w:cs="Cordia New"/>
           <w:b/>
           <w:bCs/>
-          <w:sz w:val="40"/>
-          <w:szCs w:val="40"/>
+          <w:sz w:val="32"/>
+          <w:szCs w:val="32"/>
         </w:rPr>
         <w:t>onths)</w:t>
       </w:r>
@@ -939,51 +983,89 @@
         <w:pStyle w:val="ListParagraph"/>
         <w:rPr>
           <w:rFonts w:ascii="Cordia New" w:hAnsi="Cordia New" w:cs="Cordia New"/>
-          <w:sz w:val="40"/>
-          <w:szCs w:val="40"/>
-        </w:rPr>
-      </w:pPr>
-      <w:r>
-        <w:rPr>
-          <w:rFonts w:ascii="Cordia New" w:hAnsi="Cordia New" w:cs="Cordia New"/>
-          <w:b/>
-          <w:bCs/>
-          <w:sz w:val="40"/>
-          <w:szCs w:val="40"/>
+          <w:sz w:val="32"/>
+          <w:szCs w:val="32"/>
+        </w:rPr>
+      </w:pPr>
+      <w:r>
+        <w:rPr>
+          <w:rFonts w:ascii="Cordia New" w:hAnsi="Cordia New" w:cs="Cordia New"/>
+          <w:b/>
+          <w:bCs/>
+          <w:sz w:val="32"/>
+          <w:szCs w:val="32"/>
         </w:rPr>
         <w:t>Roles:</w:t>
       </w:r>
       <w:r>
         <w:rPr>
           <w:rFonts w:ascii="Cordia New" w:hAnsi="Cordia New" w:cs="Cordia New"/>
-          <w:sz w:val="40"/>
-          <w:szCs w:val="40"/>
+          <w:sz w:val="32"/>
+          <w:szCs w:val="32"/>
         </w:rPr>
         <w:t xml:space="preserve"> Mobile &amp; </w:t>
       </w:r>
       <w:r>
         <w:rPr>
           <w:rFonts w:ascii="Cordia New" w:hAnsi="Cordia New" w:cs="Cordia New"/>
-          <w:sz w:val="40"/>
-          <w:szCs w:val="40"/>
+          <w:sz w:val="32"/>
+          <w:szCs w:val="32"/>
         </w:rPr>
         <w:t xml:space="preserve">Web </w:t>
       </w:r>
       <w:r>
         <w:rPr>
           <w:rFonts w:ascii="Cordia New" w:hAnsi="Cordia New" w:cs="Cordia New"/>
-          <w:sz w:val="40"/>
-          <w:szCs w:val="40"/>
+          <w:sz w:val="32"/>
+          <w:szCs w:val="32"/>
         </w:rPr>
         <w:t>Developer</w:t>
       </w:r>
       <w:r>
         <w:rPr>
           <w:rFonts w:ascii="Cordia New" w:hAnsi="Cordia New" w:cs="Cordia New"/>
-          <w:sz w:val="40"/>
-          <w:szCs w:val="40"/>
+          <w:sz w:val="32"/>
+          <w:szCs w:val="32"/>
         </w:rPr>
         <w:t>.</w:t>
+      </w:r>
+    </w:p>
+    <w:p>
+      <w:pPr>
+        <w:pStyle w:val="ListParagraph"/>
+        <w:rPr>
+          <w:rFonts w:ascii="Cordia New" w:hAnsi="Cordia New" w:cs="Cordia New"/>
+          <w:sz w:val="32"/>
+          <w:szCs w:val="32"/>
+        </w:rPr>
+      </w:pPr>
+      <w:r>
+        <w:rPr>
+          <w:rFonts w:ascii="Cordia New" w:hAnsi="Cordia New" w:cs="Cordia New"/>
+          <w:b/>
+          <w:bCs/>
+          <w:sz w:val="32"/>
+          <w:szCs w:val="32"/>
+        </w:rPr>
+        <w:t>Works</w:t>
+      </w:r>
+      <w:r>
+        <w:rPr>
+          <w:rFonts w:ascii="Cordia New" w:hAnsi="Cordia New" w:cs="Cordia New"/>
+          <w:b/>
+          <w:bCs/>
+          <w:sz w:val="32"/>
+          <w:szCs w:val="32"/>
+        </w:rPr>
+        <w:t>:</w:t>
+      </w:r>
+      <w:r>
+        <w:rPr>
+          <w:rFonts w:ascii="Cordia New" w:hAnsi="Cordia New" w:cs="Cordia New"/>
+          <w:sz w:val="32"/>
+          <w:szCs w:val="32"/>
+        </w:rPr>
+        <w:t xml:space="preserve"> React / React-Native / Redux / JQuery</w:t>
       </w:r>
     </w:p>
     <w:p>
@@ -997,17 +1079,17 @@
           <w:rFonts w:ascii="Cordia New" w:hAnsi="Cordia New" w:cs="Cordia New"/>
           <w:b/>
           <w:bCs/>
-          <w:sz w:val="40"/>
-          <w:szCs w:val="40"/>
-        </w:rPr>
-      </w:pPr>
-      <w:r>
-        <w:rPr>
-          <w:rFonts w:ascii="Cordia New" w:hAnsi="Cordia New" w:cs="Cordia New"/>
-          <w:b/>
-          <w:bCs/>
-          <w:sz w:val="40"/>
-          <w:szCs w:val="40"/>
+          <w:sz w:val="32"/>
+          <w:szCs w:val="32"/>
+        </w:rPr>
+      </w:pPr>
+      <w:r>
+        <w:rPr>
+          <w:rFonts w:ascii="Cordia New" w:hAnsi="Cordia New" w:cs="Cordia New"/>
+          <w:b/>
+          <w:bCs/>
+          <w:sz w:val="32"/>
+          <w:szCs w:val="32"/>
         </w:rPr>
         <w:t xml:space="preserve">Feb 2016 - May 2016: Infiniti Global Investor. (4 </w:t>
       </w:r>
@@ -1016,8 +1098,8 @@
           <w:rFonts w:ascii="Cordia New" w:hAnsi="Cordia New" w:cs="Cordia New"/>
           <w:b/>
           <w:bCs/>
-          <w:sz w:val="40"/>
-          <w:szCs w:val="40"/>
+          <w:sz w:val="32"/>
+          <w:szCs w:val="32"/>
         </w:rPr>
         <w:t>m</w:t>
       </w:r>
@@ -1026,8 +1108,8 @@
           <w:rFonts w:ascii="Cordia New" w:hAnsi="Cordia New" w:cs="Cordia New"/>
           <w:b/>
           <w:bCs/>
-          <w:sz w:val="40"/>
-          <w:szCs w:val="40"/>
+          <w:sz w:val="32"/>
+          <w:szCs w:val="32"/>
         </w:rPr>
         <w:t>onths)</w:t>
       </w:r>
@@ -1037,67 +1119,105 @@
         <w:pStyle w:val="ListParagraph"/>
         <w:rPr>
           <w:rFonts w:ascii="Cordia New" w:hAnsi="Cordia New" w:cs="Cordia New"/>
-          <w:sz w:val="40"/>
-          <w:szCs w:val="40"/>
-        </w:rPr>
-      </w:pPr>
-      <w:r>
-        <w:rPr>
-          <w:rFonts w:ascii="Cordia New" w:hAnsi="Cordia New" w:cs="Cordia New"/>
-          <w:b/>
-          <w:bCs/>
-          <w:sz w:val="40"/>
-          <w:szCs w:val="40"/>
+          <w:sz w:val="32"/>
+          <w:szCs w:val="32"/>
+        </w:rPr>
+      </w:pPr>
+      <w:r>
+        <w:rPr>
+          <w:rFonts w:ascii="Cordia New" w:hAnsi="Cordia New" w:cs="Cordia New"/>
+          <w:b/>
+          <w:bCs/>
+          <w:sz w:val="32"/>
+          <w:szCs w:val="32"/>
         </w:rPr>
         <w:t>Roles:</w:t>
       </w:r>
       <w:r>
         <w:rPr>
           <w:rFonts w:ascii="Cordia New" w:hAnsi="Cordia New" w:cs="Cordia New"/>
-          <w:sz w:val="40"/>
-          <w:szCs w:val="40"/>
+          <w:sz w:val="32"/>
+          <w:szCs w:val="32"/>
         </w:rPr>
         <w:t xml:space="preserve"> Laravel Developer </w:t>
       </w:r>
       <w:r>
         <w:rPr>
           <w:rFonts w:ascii="Cordia New" w:hAnsi="Cordia New" w:cs="Cordia New"/>
-          <w:sz w:val="40"/>
-          <w:szCs w:val="40"/>
+          <w:sz w:val="32"/>
+          <w:szCs w:val="32"/>
         </w:rPr>
         <w:t>&amp;</w:t>
       </w:r>
       <w:r>
         <w:rPr>
           <w:rFonts w:ascii="Cordia New" w:hAnsi="Cordia New" w:cs="Cordia New"/>
-          <w:sz w:val="40"/>
-          <w:szCs w:val="40"/>
+          <w:sz w:val="32"/>
+          <w:szCs w:val="32"/>
         </w:rPr>
         <w:t xml:space="preserve"> </w:t>
       </w:r>
       <w:r>
         <w:rPr>
           <w:rFonts w:ascii="Cordia New" w:hAnsi="Cordia New" w:cs="Cordia New"/>
-          <w:sz w:val="40"/>
-          <w:szCs w:val="40"/>
+          <w:sz w:val="32"/>
+          <w:szCs w:val="32"/>
         </w:rPr>
         <w:t xml:space="preserve">Head </w:t>
       </w:r>
       <w:r>
         <w:rPr>
           <w:rFonts w:ascii="Cordia New" w:hAnsi="Cordia New" w:cs="Cordia New"/>
-          <w:sz w:val="40"/>
-          <w:szCs w:val="40"/>
+          <w:sz w:val="32"/>
+          <w:szCs w:val="32"/>
         </w:rPr>
         <w:t>IT Support</w:t>
       </w:r>
       <w:r>
         <w:rPr>
           <w:rFonts w:ascii="Cordia New" w:hAnsi="Cordia New" w:cs="Cordia New"/>
-          <w:sz w:val="40"/>
-          <w:szCs w:val="40"/>
+          <w:sz w:val="32"/>
+          <w:szCs w:val="32"/>
         </w:rPr>
         <w:t>.</w:t>
+      </w:r>
+    </w:p>
+    <w:p>
+      <w:pPr>
+        <w:pStyle w:val="ListParagraph"/>
+        <w:rPr>
+          <w:rFonts w:ascii="Cordia New" w:hAnsi="Cordia New" w:cs="Cordia New"/>
+          <w:sz w:val="32"/>
+          <w:szCs w:val="32"/>
+        </w:rPr>
+      </w:pPr>
+      <w:r>
+        <w:rPr>
+          <w:rFonts w:ascii="Cordia New" w:hAnsi="Cordia New" w:cs="Cordia New"/>
+          <w:b/>
+          <w:bCs/>
+          <w:sz w:val="32"/>
+          <w:szCs w:val="32"/>
+        </w:rPr>
+        <w:t>Works</w:t>
+      </w:r>
+      <w:r>
+        <w:rPr>
+          <w:rFonts w:ascii="Cordia New" w:hAnsi="Cordia New" w:cs="Cordia New"/>
+          <w:b/>
+          <w:bCs/>
+          <w:sz w:val="32"/>
+          <w:szCs w:val="32"/>
+        </w:rPr>
+        <w:t>:</w:t>
+      </w:r>
+      <w:r>
+        <w:rPr>
+          <w:rFonts w:ascii="Cordia New" w:hAnsi="Cordia New" w:cs="Cordia New"/>
+          <w:sz w:val="32"/>
+          <w:szCs w:val="32"/>
+        </w:rPr>
+        <w:t xml:space="preserve"> Laravel / JQuery</w:t>
       </w:r>
     </w:p>
     <w:p>
@@ -1111,17 +1231,17 @@
           <w:rFonts w:ascii="Cordia New" w:hAnsi="Cordia New" w:cs="Cordia New"/>
           <w:b/>
           <w:bCs/>
-          <w:sz w:val="40"/>
-          <w:szCs w:val="40"/>
-        </w:rPr>
-      </w:pPr>
-      <w:r>
-        <w:rPr>
-          <w:rFonts w:ascii="Cordia New" w:hAnsi="Cordia New" w:cs="Cordia New"/>
-          <w:b/>
-          <w:bCs/>
-          <w:sz w:val="40"/>
-          <w:szCs w:val="40"/>
+          <w:sz w:val="32"/>
+          <w:szCs w:val="32"/>
+        </w:rPr>
+      </w:pPr>
+      <w:r>
+        <w:rPr>
+          <w:rFonts w:ascii="Cordia New" w:hAnsi="Cordia New" w:cs="Cordia New"/>
+          <w:b/>
+          <w:bCs/>
+          <w:sz w:val="32"/>
+          <w:szCs w:val="32"/>
         </w:rPr>
         <w:t>May 2014 - Feb 2015: True Corporation</w:t>
       </w:r>
@@ -1130,8 +1250,8 @@
           <w:rFonts w:ascii="Cordia New" w:hAnsi="Cordia New" w:cs="Cordia New"/>
           <w:b/>
           <w:bCs/>
-          <w:sz w:val="40"/>
-          <w:szCs w:val="40"/>
+          <w:sz w:val="32"/>
+          <w:szCs w:val="32"/>
         </w:rPr>
         <w:t>.</w:t>
       </w:r>
@@ -1140,8 +1260,8 @@
           <w:rFonts w:ascii="Cordia New" w:hAnsi="Cordia New" w:cs="Cordia New"/>
           <w:b/>
           <w:bCs/>
-          <w:sz w:val="40"/>
-          <w:szCs w:val="40"/>
+          <w:sz w:val="32"/>
+          <w:szCs w:val="32"/>
         </w:rPr>
         <w:t xml:space="preserve"> (9 </w:t>
       </w:r>
@@ -1150,8 +1270,8 @@
           <w:rFonts w:ascii="Cordia New" w:hAnsi="Cordia New" w:cs="Cordia New"/>
           <w:b/>
           <w:bCs/>
-          <w:sz w:val="40"/>
-          <w:szCs w:val="40"/>
+          <w:sz w:val="32"/>
+          <w:szCs w:val="32"/>
         </w:rPr>
         <w:t>m</w:t>
       </w:r>
@@ -1160,8 +1280,8 @@
           <w:rFonts w:ascii="Cordia New" w:hAnsi="Cordia New" w:cs="Cordia New"/>
           <w:b/>
           <w:bCs/>
-          <w:sz w:val="40"/>
-          <w:szCs w:val="40"/>
+          <w:sz w:val="32"/>
+          <w:szCs w:val="32"/>
         </w:rPr>
         <w:t>onths)</w:t>
       </w:r>
@@ -1171,89 +1291,119 @@
         <w:pStyle w:val="ListParagraph"/>
         <w:rPr>
           <w:rFonts w:ascii="Cordia New" w:hAnsi="Cordia New" w:cs="Cordia New"/>
-          <w:sz w:val="40"/>
-          <w:szCs w:val="40"/>
-        </w:rPr>
-      </w:pPr>
-      <w:r>
-        <w:rPr>
-          <w:rFonts w:ascii="Cordia New" w:hAnsi="Cordia New" w:cs="Cordia New"/>
-          <w:b/>
-          <w:bCs/>
-          <w:sz w:val="40"/>
-          <w:szCs w:val="40"/>
+          <w:sz w:val="32"/>
+          <w:szCs w:val="32"/>
+        </w:rPr>
+      </w:pPr>
+      <w:r>
+        <w:rPr>
+          <w:rFonts w:ascii="Cordia New" w:hAnsi="Cordia New" w:cs="Cordia New"/>
+          <w:b/>
+          <w:bCs/>
+          <w:sz w:val="32"/>
+          <w:szCs w:val="32"/>
         </w:rPr>
         <w:t>Roles:</w:t>
       </w:r>
       <w:r>
         <w:rPr>
           <w:rFonts w:ascii="Cordia New" w:hAnsi="Cordia New" w:cs="Cordia New"/>
-          <w:sz w:val="40"/>
-          <w:szCs w:val="40"/>
+          <w:sz w:val="32"/>
+          <w:szCs w:val="32"/>
         </w:rPr>
         <w:t xml:space="preserve"> Trainee </w:t>
       </w:r>
       <w:r>
         <w:rPr>
           <w:rFonts w:ascii="Cordia New" w:hAnsi="Cordia New" w:cs="Cordia New"/>
-          <w:sz w:val="40"/>
-          <w:szCs w:val="40"/>
+          <w:sz w:val="32"/>
+          <w:szCs w:val="32"/>
         </w:rPr>
         <w:t>P</w:t>
       </w:r>
       <w:r>
         <w:rPr>
           <w:rFonts w:ascii="Cordia New" w:hAnsi="Cordia New" w:cs="Cordia New"/>
-          <w:sz w:val="40"/>
-          <w:szCs w:val="40"/>
+          <w:sz w:val="32"/>
+          <w:szCs w:val="32"/>
         </w:rPr>
         <w:t>rogrammer</w:t>
       </w:r>
       <w:r>
         <w:rPr>
           <w:rFonts w:ascii="Cordia New" w:hAnsi="Cordia New" w:cs="Cordia New"/>
-          <w:sz w:val="40"/>
-          <w:szCs w:val="40"/>
+          <w:sz w:val="32"/>
+          <w:szCs w:val="32"/>
         </w:rPr>
         <w:t>.</w:t>
       </w:r>
     </w:p>
     <w:p>
       <w:pPr>
-        <w:jc w:val="center"/>
-        <w:rPr>
-          <w:rFonts w:ascii="Cordia New" w:hAnsi="Cordia New" w:cs="Cordia New"/>
-          <w:sz w:val="40"/>
-          <w:szCs w:val="40"/>
-        </w:rPr>
-      </w:pPr>
-      <w:r>
-        <w:rPr>
-          <w:rFonts w:ascii="Cordia New" w:hAnsi="Cordia New" w:cs="Cordia New"/>
-          <w:b/>
-          <w:bCs/>
-          <w:sz w:val="16"/>
-          <w:szCs w:val="16"/>
-        </w:rPr>
-        <w:t>___________________________________</w:t>
-      </w:r>
-      <w:r>
-        <w:rPr>
-          <w:rFonts w:ascii="Cordia New" w:hAnsi="Cordia New" w:cs="Cordia New"/>
-          <w:b/>
-          <w:bCs/>
-          <w:sz w:val="16"/>
-          <w:szCs w:val="16"/>
-        </w:rPr>
-        <w:t>______________________________________________________________________</w:t>
+        <w:pStyle w:val="ListParagraph"/>
+        <w:rPr>
+          <w:rFonts w:ascii="Cordia New" w:hAnsi="Cordia New" w:cs="Cordia New"/>
+          <w:sz w:val="32"/>
+          <w:szCs w:val="32"/>
+        </w:rPr>
+      </w:pPr>
+      <w:r>
+        <w:rPr>
+          <w:rFonts w:ascii="Cordia New" w:hAnsi="Cordia New" w:cs="Cordia New"/>
+          <w:b/>
+          <w:bCs/>
+          <w:sz w:val="32"/>
+          <w:szCs w:val="32"/>
+        </w:rPr>
+        <w:t>Works</w:t>
+      </w:r>
+      <w:r>
+        <w:rPr>
+          <w:rFonts w:ascii="Cordia New" w:hAnsi="Cordia New" w:cs="Cordia New"/>
+          <w:b/>
+          <w:bCs/>
+          <w:sz w:val="32"/>
+          <w:szCs w:val="32"/>
+        </w:rPr>
+        <w:t>:</w:t>
+      </w:r>
+      <w:r>
+        <w:rPr>
+          <w:rFonts w:ascii="Cordia New" w:hAnsi="Cordia New" w:cs="Cordia New"/>
+          <w:sz w:val="32"/>
+          <w:szCs w:val="32"/>
+        </w:rPr>
+        <w:t xml:space="preserve"> PHP / MySQL</w:t>
       </w:r>
     </w:p>
     <w:p>
       <w:pPr>
-        <w:rPr>
-          <w:rFonts w:ascii="Cordia New" w:hAnsi="Cordia New" w:cs="Cordia New"/>
-          <w:sz w:val="40"/>
-          <w:szCs w:val="40"/>
+        <w:jc w:val="center"/>
+        <w:rPr>
+          <w:rFonts w:ascii="Cordia New" w:hAnsi="Cordia New" w:cs="Cordia New"/>
+          <w:b/>
+          <w:bCs/>
+          <w:sz w:val="32"/>
+          <w:szCs w:val="32"/>
+        </w:rPr>
+      </w:pPr>
+      <w:r>
+        <w:rPr>
+          <w:rFonts w:ascii="Cordia New" w:hAnsi="Cordia New" w:cs="Cordia New"/>
+          <w:b/>
+          <w:bCs/>
+          <w:sz w:val="32"/>
+          <w:szCs w:val="32"/>
+        </w:rPr>
+        <w:t>_____________________________________________________________</w:t>
+      </w:r>
+    </w:p>
+    <w:p>
+      <w:pPr>
+        <w:rPr>
+          <w:rFonts w:ascii="Cordia New" w:hAnsi="Cordia New" w:cs="Cordia New"/>
+          <w:sz w:val="32"/>
+          <w:szCs w:val="32"/>
           <w:cs/>
         </w:rPr>
       </w:pPr>
@@ -1262,40 +1412,74 @@
           <w:rFonts w:ascii="Cordia New" w:hAnsi="Cordia New" w:cs="Cordia New"/>
           <w:b/>
           <w:bCs/>
-          <w:sz w:val="40"/>
-          <w:szCs w:val="40"/>
+          <w:sz w:val="32"/>
+          <w:szCs w:val="32"/>
         </w:rPr>
         <w:t>Dream Work:</w:t>
       </w:r>
       <w:r>
         <w:rPr>
           <w:rFonts w:ascii="Cordia New" w:hAnsi="Cordia New" w:cs="Cordia New"/>
-          <w:sz w:val="40"/>
-          <w:szCs w:val="40"/>
+          <w:sz w:val="32"/>
+          <w:szCs w:val="32"/>
         </w:rPr>
         <w:t xml:space="preserve"> Work with understanding together for at least 3-5 years++ and</w:t>
       </w:r>
       <w:r>
         <w:rPr>
           <w:rFonts w:ascii="Cordia New" w:hAnsi="Cordia New" w:cs="Cordia New"/>
-          <w:sz w:val="40"/>
-          <w:szCs w:val="40"/>
+          <w:sz w:val="32"/>
+          <w:szCs w:val="32"/>
+        </w:rPr>
+        <w:t xml:space="preserve"> </w:t>
+      </w:r>
+      <w:r>
+        <w:rPr>
+          <w:rFonts w:ascii="Cordia New" w:hAnsi="Cordia New" w:cs="Cordia New"/>
+          <w:sz w:val="32"/>
+          <w:szCs w:val="32"/>
+        </w:rPr>
+        <w:t>more like be family.</w:t>
+      </w:r>
+      <w:r>
+        <w:rPr>
+          <w:rFonts w:ascii="Cordia New" w:hAnsi="Cordia New" w:cs="Cordia New"/>
+          <w:sz w:val="32"/>
+          <w:szCs w:val="32"/>
         </w:rPr>
         <w:br/>
       </w:r>
       <w:r>
         <w:rPr>
           <w:rFonts w:ascii="Cordia New" w:hAnsi="Cordia New" w:cs="Cordia New"/>
-          <w:sz w:val="40"/>
-          <w:szCs w:val="40"/>
-        </w:rPr>
-        <w:t>more like be family.</w:t>
-      </w:r>
-      <w:r>
-        <w:rPr>
-          <w:rFonts w:ascii="Cordia New" w:hAnsi="Cordia New" w:cs="Cordia New"/>
-          <w:sz w:val="40"/>
-          <w:szCs w:val="40"/>
+          <w:b/>
+          <w:bCs/>
+          <w:sz w:val="32"/>
+          <w:szCs w:val="32"/>
+        </w:rPr>
+        <w:t>Hobby:</w:t>
+      </w:r>
+      <w:r>
+        <w:rPr>
+          <w:rFonts w:ascii="Cordia New" w:hAnsi="Cordia New" w:cs="Cordia New"/>
+          <w:sz w:val="32"/>
+          <w:szCs w:val="32"/>
+        </w:rPr>
+        <w:t xml:space="preserve"> Play with dog. / Make merit.</w:t>
+      </w:r>
+      <w:r>
+        <w:rPr>
+          <w:rFonts w:ascii="Cordia New" w:hAnsi="Cordia New" w:cs="Cordia New"/>
+          <w:sz w:val="32"/>
+          <w:szCs w:val="32"/>
+        </w:rPr>
+        <w:t xml:space="preserve"> </w:t>
+      </w:r>
+      <w:r>
+        <w:rPr>
+          <w:rFonts w:ascii="Cordia New" w:hAnsi="Cordia New" w:cs="Cordia New"/>
+          <w:sz w:val="32"/>
+          <w:szCs w:val="32"/>
         </w:rPr>
         <w:br/>
       </w:r>
@@ -1304,98 +1488,64 @@
           <w:rFonts w:ascii="Cordia New" w:hAnsi="Cordia New" w:cs="Cordia New"/>
           <w:b/>
           <w:bCs/>
-          <w:sz w:val="40"/>
-          <w:szCs w:val="40"/>
-        </w:rPr>
-        <w:t>Hobby:</w:t>
-      </w:r>
-      <w:r>
-        <w:rPr>
-          <w:rFonts w:ascii="Cordia New" w:hAnsi="Cordia New" w:cs="Cordia New"/>
-          <w:sz w:val="40"/>
-          <w:szCs w:val="40"/>
-        </w:rPr>
-        <w:t xml:space="preserve"> Play with dog. / Make merit.</w:t>
-      </w:r>
-      <w:r>
-        <w:rPr>
-          <w:rFonts w:ascii="Cordia New" w:hAnsi="Cordia New" w:cs="Cordia New"/>
-          <w:sz w:val="40"/>
-          <w:szCs w:val="40"/>
-        </w:rPr>
-        <w:t xml:space="preserve"> </w:t>
-      </w:r>
-      <w:r>
-        <w:rPr>
-          <w:rFonts w:ascii="Cordia New" w:hAnsi="Cordia New" w:cs="Cordia New"/>
-          <w:sz w:val="40"/>
-          <w:szCs w:val="40"/>
-        </w:rPr>
-        <w:br/>
-      </w:r>
-      <w:r>
-        <w:rPr>
-          <w:rFonts w:ascii="Cordia New" w:hAnsi="Cordia New" w:cs="Cordia New"/>
-          <w:b/>
-          <w:bCs/>
-          <w:sz w:val="40"/>
-          <w:szCs w:val="40"/>
+          <w:sz w:val="32"/>
+          <w:szCs w:val="32"/>
         </w:rPr>
         <w:t>Salary Expected:</w:t>
       </w:r>
       <w:r>
         <w:rPr>
           <w:rFonts w:ascii="Cordia New" w:hAnsi="Cordia New" w:cs="Cordia New"/>
-          <w:sz w:val="40"/>
-          <w:szCs w:val="40"/>
+          <w:sz w:val="32"/>
+          <w:szCs w:val="32"/>
         </w:rPr>
         <w:t xml:space="preserve"> Up to company. (Latest</w:t>
       </w:r>
       <w:r>
         <w:rPr>
           <w:rFonts w:ascii="Cordia New" w:hAnsi="Cordia New" w:cs="Cordia New"/>
-          <w:sz w:val="40"/>
-          <w:szCs w:val="40"/>
+          <w:sz w:val="32"/>
+          <w:szCs w:val="32"/>
         </w:rPr>
         <w:t xml:space="preserve"> more than</w:t>
       </w:r>
       <w:r>
         <w:rPr>
           <w:rFonts w:ascii="Cordia New" w:hAnsi="Cordia New" w:cs="Cordia New"/>
-          <w:sz w:val="40"/>
-          <w:szCs w:val="40"/>
+          <w:sz w:val="32"/>
+          <w:szCs w:val="32"/>
         </w:rPr>
         <w:t xml:space="preserve"> 3</w:t>
       </w:r>
       <w:r>
         <w:rPr>
           <w:rFonts w:ascii="Cordia New" w:hAnsi="Cordia New" w:cs="Cordia New"/>
-          <w:sz w:val="40"/>
-          <w:szCs w:val="40"/>
+          <w:sz w:val="32"/>
+          <w:szCs w:val="32"/>
         </w:rPr>
         <w:t>0</w:t>
       </w:r>
       <w:r>
         <w:rPr>
           <w:rFonts w:ascii="Cordia New" w:hAnsi="Cordia New" w:cs="Cordia New"/>
-          <w:sz w:val="40"/>
-          <w:szCs w:val="40"/>
+          <w:sz w:val="32"/>
+          <w:szCs w:val="32"/>
         </w:rPr>
         <w:t>K THB</w:t>
       </w:r>
       <w:r>
         <w:rPr>
           <w:rFonts w:ascii="Cordia New" w:hAnsi="Cordia New" w:cs="Cordia New"/>
-          <w:sz w:val="40"/>
-          <w:szCs w:val="40"/>
+          <w:sz w:val="32"/>
+          <w:szCs w:val="32"/>
         </w:rPr>
         <w:t>.</w:t>
       </w:r>
       <w:r>
         <w:rPr>
           <w:rFonts w:ascii="Cordia New" w:hAnsi="Cordia New" w:cs="Cordia New"/>
-          <w:sz w:val="40"/>
-          <w:szCs w:val="40"/>
+          <w:sz w:val="32"/>
+          <w:szCs w:val="32"/>
         </w:rPr>
         <w:t>)</w:t>
       </w:r>

--- a/doc/CV-TronNatthakorn.docx
+++ b/doc/CV-TronNatthakorn.docx
@@ -24,7 +24,7 @@
         <mc:AlternateContent>
           <mc:Choice Requires="wps">
             <w:drawing>
-              <wp:anchor distT="0" distB="0" distL="114300" distR="114300" simplePos="0" relativeHeight="251659264" behindDoc="0" locked="0" layoutInCell="1" allowOverlap="1" wp14:anchorId="4794C1CF" wp14:editId="48812747">
+              <wp:anchor distT="0" distB="0" distL="114300" distR="114300" simplePos="0" relativeHeight="251659264" behindDoc="0" locked="0" layoutInCell="1" allowOverlap="1" wp14:anchorId="4794C1CF" wp14:editId="50B5B3AA">
                 <wp:simplePos x="0" y="0"/>
                 <wp:positionH relativeFrom="column">
                   <wp:posOffset>4574398</wp:posOffset>
@@ -64,7 +64,7 @@
                                 <w:noProof/>
                               </w:rPr>
                               <w:drawing>
-                                <wp:inline distT="0" distB="0" distL="0" distR="0" wp14:anchorId="240C74DB" wp14:editId="37744BC5">
+                                <wp:inline distT="0" distB="0" distL="0" distR="0" wp14:anchorId="240C74DB" wp14:editId="27D75BFC">
                                   <wp:extent cx="1229360" cy="1487170"/>
                                   <wp:effectExtent l="0" t="0" r="8890" b="0"/>
                                   <wp:docPr id="3" name="Picture 3"/>
@@ -98,6 +98,9 @@
                                           <a:prstGeom prst="rect">
                                             <a:avLst/>
                                           </a:prstGeom>
+                                          <a:ln>
+                                            <a:noFill/>
+                                          </a:ln>
                                         </pic:spPr>
                                       </pic:pic>
                                     </a:graphicData>
@@ -141,7 +144,7 @@
                           <w:noProof/>
                         </w:rPr>
                         <w:drawing>
-                          <wp:inline distT="0" distB="0" distL="0" distR="0" wp14:anchorId="240C74DB" wp14:editId="37744BC5">
+                          <wp:inline distT="0" distB="0" distL="0" distR="0" wp14:anchorId="240C74DB" wp14:editId="27D75BFC">
                             <wp:extent cx="1229360" cy="1487170"/>
                             <wp:effectExtent l="0" t="0" r="8890" b="0"/>
                             <wp:docPr id="3" name="Picture 3"/>
@@ -175,6 +178,9 @@
                                     <a:prstGeom prst="rect">
                                       <a:avLst/>
                                     </a:prstGeom>
+                                    <a:ln>
+                                      <a:noFill/>
+                                    </a:ln>
                                   </pic:spPr>
                                 </pic:pic>
                               </a:graphicData>
@@ -597,6 +603,7 @@
         <w:t xml:space="preserve"> </w:t>
       </w:r>
       <w:hyperlink r:id="rId8" w:history="1">
+        <w:proofErr w:type="spellStart"/>
         <w:r>
           <w:rPr>
             <w:rStyle w:val="Hyperlink"/>
@@ -606,6 +613,7 @@
           </w:rPr>
           <w:t>TronNatthakorn</w:t>
         </w:r>
+        <w:proofErr w:type="spellEnd"/>
       </w:hyperlink>
       <w:r>
         <w:rPr>
@@ -615,6 +623,7 @@
         </w:rPr>
         <w:t xml:space="preserve">   </w:t>
       </w:r>
+      <w:proofErr w:type="spellStart"/>
       <w:r>
         <w:rPr>
           <w:rFonts w:ascii="Cordia New" w:hAnsi="Cordia New" w:cs="Cordia New"/>
@@ -625,6 +634,7 @@
         </w:rPr>
         <w:t>DockerHub</w:t>
       </w:r>
+      <w:proofErr w:type="spellEnd"/>
       <w:r>
         <w:rPr>
           <w:rFonts w:ascii="Cordia New" w:hAnsi="Cordia New" w:cs="Cordia New"/>
@@ -634,6 +644,7 @@
         <w:t xml:space="preserve">: </w:t>
       </w:r>
       <w:hyperlink r:id="rId9" w:history="1">
+        <w:proofErr w:type="spellStart"/>
         <w:r>
           <w:rPr>
             <w:rStyle w:val="Hyperlink"/>
@@ -643,6 +654,7 @@
           </w:rPr>
           <w:t>TronNatthakorn</w:t>
         </w:r>
+        <w:proofErr w:type="spellEnd"/>
       </w:hyperlink>
       <w:r>
         <w:rPr>
@@ -668,7 +680,16 @@
           <w:sz w:val="32"/>
           <w:szCs w:val="32"/>
         </w:rPr>
-        <w:t xml:space="preserve"> Wireless Rd. Pathum</w:t>
+        <w:t xml:space="preserve"> Wireless Rd. </w:t>
+      </w:r>
+      <w:proofErr w:type="spellStart"/>
+      <w:r>
+        <w:rPr>
+          <w:rFonts w:ascii="Cordia New" w:hAnsi="Cordia New" w:cs="Cordia New"/>
+          <w:sz w:val="32"/>
+          <w:szCs w:val="32"/>
+        </w:rPr>
+        <w:t>Pathum</w:t>
       </w:r>
       <w:r>
         <w:rPr>
@@ -678,6 +699,7 @@
         </w:rPr>
         <w:t>wan</w:t>
       </w:r>
+      <w:proofErr w:type="spellEnd"/>
       <w:r>
         <w:rPr>
           <w:rFonts w:ascii="Cordia New" w:hAnsi="Cordia New" w:cs="Cordia New"/>
@@ -1065,8 +1087,18 @@
           <w:sz w:val="32"/>
           <w:szCs w:val="32"/>
         </w:rPr>
-        <w:t xml:space="preserve"> React / React-Native / Redux / JQuery</w:t>
-      </w:r>
+        <w:t xml:space="preserve"> React / React-Native / Redux / </w:t>
+      </w:r>
+      <w:proofErr w:type="spellStart"/>
+      <w:r>
+        <w:rPr>
+          <w:rFonts w:ascii="Cordia New" w:hAnsi="Cordia New" w:cs="Cordia New"/>
+          <w:sz w:val="32"/>
+          <w:szCs w:val="32"/>
+        </w:rPr>
+        <w:t>JQuery</w:t>
+      </w:r>
+      <w:proofErr w:type="spellEnd"/>
     </w:p>
     <w:p>
       <w:pPr>
@@ -1217,8 +1249,18 @@
           <w:sz w:val="32"/>
           <w:szCs w:val="32"/>
         </w:rPr>
-        <w:t xml:space="preserve"> Laravel / JQuery</w:t>
-      </w:r>
+        <w:t xml:space="preserve"> Laravel / </w:t>
+      </w:r>
+      <w:proofErr w:type="spellStart"/>
+      <w:r>
+        <w:rPr>
+          <w:rFonts w:ascii="Cordia New" w:hAnsi="Cordia New" w:cs="Cordia New"/>
+          <w:sz w:val="32"/>
+          <w:szCs w:val="32"/>
+        </w:rPr>
+        <w:t>JQuery</w:t>
+      </w:r>
+      <w:proofErr w:type="spellEnd"/>
     </w:p>
     <w:p>
       <w:pPr>

--- a/doc/CV-TronNatthakorn.docx
+++ b/doc/CV-TronNatthakorn.docx
@@ -783,7 +783,7 @@
           <w:sz w:val="32"/>
           <w:szCs w:val="32"/>
         </w:rPr>
-        <w:t>March 2019 - June 2021</w:t>
+        <w:t>Mar 2019 - Jun 2021</w:t>
       </w:r>
       <w:r>
         <w:rPr>
@@ -957,7 +957,7 @@
           <w:sz w:val="32"/>
           <w:szCs w:val="32"/>
         </w:rPr>
-        <w:t xml:space="preserve">March 2017 - July 2018: Scale360. (1 </w:t>
+        <w:t xml:space="preserve">Mar 2017 - Jul 2018: Scale360. (1 </w:t>
       </w:r>
       <w:r>
         <w:rPr>

--- a/doc/CV-TronNatthakorn.docx
+++ b/doc/CV-TronNatthakorn.docx
@@ -492,7 +492,7 @@
           <w:sz w:val="32"/>
           <w:szCs w:val="32"/>
         </w:rPr>
-        <w:t>82</w:t>
+        <w:t>XX</w:t>
       </w:r>
       <w:r>
         <w:rPr>
@@ -508,7 +508,7 @@
           <w:sz w:val="32"/>
           <w:szCs w:val="32"/>
         </w:rPr>
-        <w:t>579</w:t>
+        <w:t>XXX</w:t>
       </w:r>
       <w:r>
         <w:rPr>
@@ -524,7 +524,7 @@
           <w:sz w:val="32"/>
           <w:szCs w:val="32"/>
         </w:rPr>
-        <w:t>3348</w:t>
+        <w:t>XXXX</w:t>
       </w:r>
       <w:r>
         <w:rPr>
@@ -603,7 +603,6 @@
         <w:t xml:space="preserve"> </w:t>
       </w:r>
       <w:hyperlink r:id="rId8" w:history="1">
-        <w:proofErr w:type="spellStart"/>
         <w:r>
           <w:rPr>
             <w:rStyle w:val="Hyperlink"/>
@@ -613,7 +612,6 @@
           </w:rPr>
           <w:t>TronNatthakorn</w:t>
         </w:r>
-        <w:proofErr w:type="spellEnd"/>
       </w:hyperlink>
       <w:r>
         <w:rPr>
@@ -623,7 +621,6 @@
         </w:rPr>
         <w:t xml:space="preserve">   </w:t>
       </w:r>
-      <w:proofErr w:type="spellStart"/>
       <w:r>
         <w:rPr>
           <w:rFonts w:ascii="Cordia New" w:hAnsi="Cordia New" w:cs="Cordia New"/>
@@ -634,7 +631,6 @@
         </w:rPr>
         <w:t>DockerHub</w:t>
       </w:r>
-      <w:proofErr w:type="spellEnd"/>
       <w:r>
         <w:rPr>
           <w:rFonts w:ascii="Cordia New" w:hAnsi="Cordia New" w:cs="Cordia New"/>
@@ -644,7 +640,6 @@
         <w:t xml:space="preserve">: </w:t>
       </w:r>
       <w:hyperlink r:id="rId9" w:history="1">
-        <w:proofErr w:type="spellStart"/>
         <w:r>
           <w:rPr>
             <w:rStyle w:val="Hyperlink"/>
@@ -654,7 +649,6 @@
           </w:rPr>
           <w:t>TronNatthakorn</w:t>
         </w:r>
-        <w:proofErr w:type="spellEnd"/>
       </w:hyperlink>
       <w:r>
         <w:rPr>
@@ -680,16 +674,7 @@
           <w:sz w:val="32"/>
           <w:szCs w:val="32"/>
         </w:rPr>
-        <w:t xml:space="preserve"> Wireless Rd. </w:t>
-      </w:r>
-      <w:proofErr w:type="spellStart"/>
-      <w:r>
-        <w:rPr>
-          <w:rFonts w:ascii="Cordia New" w:hAnsi="Cordia New" w:cs="Cordia New"/>
-          <w:sz w:val="32"/>
-          <w:szCs w:val="32"/>
-        </w:rPr>
-        <w:t>Pathum</w:t>
+        <w:t xml:space="preserve"> Wireless Rd. Pathum</w:t>
       </w:r>
       <w:r>
         <w:rPr>
@@ -699,7 +684,6 @@
         </w:rPr>
         <w:t>wan</w:t>
       </w:r>
-      <w:proofErr w:type="spellEnd"/>
       <w:r>
         <w:rPr>
           <w:rFonts w:ascii="Cordia New" w:hAnsi="Cordia New" w:cs="Cordia New"/>
@@ -1087,18 +1071,8 @@
           <w:sz w:val="32"/>
           <w:szCs w:val="32"/>
         </w:rPr>
-        <w:t xml:space="preserve"> React / React-Native / Redux / </w:t>
-      </w:r>
-      <w:proofErr w:type="spellStart"/>
-      <w:r>
-        <w:rPr>
-          <w:rFonts w:ascii="Cordia New" w:hAnsi="Cordia New" w:cs="Cordia New"/>
-          <w:sz w:val="32"/>
-          <w:szCs w:val="32"/>
-        </w:rPr>
-        <w:t>JQuery</w:t>
-      </w:r>
-      <w:proofErr w:type="spellEnd"/>
+        <w:t xml:space="preserve"> React / React-Native / Redux / JQuery</w:t>
+      </w:r>
     </w:p>
     <w:p>
       <w:pPr>
@@ -1249,18 +1223,8 @@
           <w:sz w:val="32"/>
           <w:szCs w:val="32"/>
         </w:rPr>
-        <w:t xml:space="preserve"> Laravel / </w:t>
-      </w:r>
-      <w:proofErr w:type="spellStart"/>
-      <w:r>
-        <w:rPr>
-          <w:rFonts w:ascii="Cordia New" w:hAnsi="Cordia New" w:cs="Cordia New"/>
-          <w:sz w:val="32"/>
-          <w:szCs w:val="32"/>
-        </w:rPr>
-        <w:t>JQuery</w:t>
-      </w:r>
-      <w:proofErr w:type="spellEnd"/>
+        <w:t xml:space="preserve"> Laravel / JQuery</w:t>
+      </w:r>
     </w:p>
     <w:p>
       <w:pPr>
